--- a/EECS_738_machine_learning/mid_term/Mid Term.docx
+++ b/EECS_738_machine_learning/mid_term/Mid Term.docx
@@ -18,6 +18,244 @@
         <w:t>Mid Term</w:t>
       </w:r>
     </w:p>
+    <w:p>
+      <w:r>
+        <w:t xml:space="preserve">Q1. </w:t>
+      </w:r>
+    </w:p>
+    <w:p>
+      <w:r>
+        <w:t xml:space="preserve">The dataset contains missing value on column </w:t>
+      </w:r>
+      <w:r>
+        <w:rPr>
+          <w:i/>
+          <w:iCs/>
+        </w:rPr>
+        <w:t>occupation</w:t>
+      </w:r>
+      <w:r>
+        <w:t xml:space="preserve"> and </w:t>
+      </w:r>
+      <w:r>
+        <w:rPr>
+          <w:i/>
+          <w:iCs/>
+        </w:rPr>
+        <w:t>regionType</w:t>
+      </w:r>
+      <w:r>
+        <w:t>.</w:t>
+      </w:r>
+      <w:r>
+        <w:t xml:space="preserve"> </w:t>
+      </w:r>
+    </w:p>
+    <w:p>
+      <w:r>
+        <w:drawing>
+          <wp:inline distT="0" distB="0" distL="0" distR="0" wp14:anchorId="36914C8E" wp14:editId="582C952F">
+            <wp:extent cx="2225040" cy="786181"/>
+            <wp:effectExtent l="0" t="0" r="0" b="1270"/>
+            <wp:docPr id="1" name="Picture 1" descr="A screenshot of a cell phone&#10;&#10;Description automatically generated"/>
+            <wp:cNvGraphicFramePr>
+              <a:graphicFrameLocks xmlns:a="http://schemas.openxmlformats.org/drawingml/2006/main" noChangeAspect="1"/>
+            </wp:cNvGraphicFramePr>
+            <a:graphic xmlns:a="http://schemas.openxmlformats.org/drawingml/2006/main">
+              <a:graphicData uri="http://schemas.openxmlformats.org/drawingml/2006/picture">
+                <pic:pic xmlns:pic="http://schemas.openxmlformats.org/drawingml/2006/picture">
+                  <pic:nvPicPr>
+                    <pic:cNvPr id="1" name=""/>
+                    <pic:cNvPicPr/>
+                  </pic:nvPicPr>
+                  <pic:blipFill>
+                    <a:blip r:embed="rId4"/>
+                    <a:stretch>
+                      <a:fillRect/>
+                    </a:stretch>
+                  </pic:blipFill>
+                  <pic:spPr>
+                    <a:xfrm>
+                      <a:off x="0" y="0"/>
+                      <a:ext cx="2234525" cy="789532"/>
+                    </a:xfrm>
+                    <a:prstGeom prst="rect">
+                      <a:avLst/>
+                    </a:prstGeom>
+                  </pic:spPr>
+                </pic:pic>
+              </a:graphicData>
+            </a:graphic>
+          </wp:inline>
+        </w:drawing>
+      </w:r>
+    </w:p>
+    <w:p>
+      <w:r>
+        <w:t xml:space="preserve">- </w:t>
+      </w:r>
+      <w:r>
+        <w:rPr>
+          <w:i/>
+          <w:iCs/>
+        </w:rPr>
+        <w:t>occupation</w:t>
+      </w:r>
+      <w:r>
+        <w:t xml:space="preserve">: </w:t>
+      </w:r>
+      <w:r>
+        <w:t>Th</w:t>
+      </w:r>
+      <w:r>
+        <w:t xml:space="preserve">is </w:t>
+      </w:r>
+      <w:r>
+        <w:t>column missed</w:t>
+      </w:r>
+      <w:r>
+        <w:t xml:space="preserve"> 74% of overall data so it is purged.</w:t>
+      </w:r>
+    </w:p>
+    <w:p>
+      <w:r>
+        <w:t xml:space="preserve">- </w:t>
+      </w:r>
+      <w:r>
+        <w:rPr>
+          <w:i/>
+          <w:iCs/>
+        </w:rPr>
+        <w:t>regionType</w:t>
+      </w:r>
+      <w:r>
+        <w:t>:</w:t>
+      </w:r>
+      <w:r>
+        <w:t xml:space="preserve"> all missing values, </w:t>
+      </w:r>
+      <w:r>
+        <w:t>together with the original ‘unknown’</w:t>
+      </w:r>
+      <w:r>
+        <w:t xml:space="preserve"> are imputed with string ‘missing’</w:t>
+      </w:r>
+      <w:r>
+        <w:t>. M</w:t>
+      </w:r>
+      <w:r>
+        <w:t>eanwhile ‘r’ is transformed into ‘rural’, ‘s’ into ‘suburban’ and ‘t’ into town</w:t>
+      </w:r>
+      <w:r>
+        <w:t>, so now the feature get 4 categorical values.</w:t>
+      </w:r>
+      <w:r>
+        <w:t xml:space="preserve"> </w:t>
+      </w:r>
+    </w:p>
+    <w:p>
+      <w:r>
+        <w:t xml:space="preserve">- </w:t>
+      </w:r>
+      <w:r>
+        <w:rPr>
+          <w:i/>
+          <w:iCs/>
+        </w:rPr>
+        <w:t>age</w:t>
+      </w:r>
+      <w:r>
+        <w:t xml:space="preserve">: 30% of the values are zero. </w:t>
+      </w:r>
+      <w:r>
+        <w:t>KNN imputation was tried here to impute invalid values according to its near neighbors, which had little impact on the overall performance, so this feature was purged.</w:t>
+      </w:r>
+    </w:p>
+    <w:p>
+      <w:r>
+        <w:t xml:space="preserve">- </w:t>
+      </w:r>
+      <w:r>
+        <w:rPr>
+          <w:i/>
+          <w:iCs/>
+        </w:rPr>
+        <w:t>customer</w:t>
+      </w:r>
+      <w:r>
+        <w:t>: id column, purged.</w:t>
+      </w:r>
+    </w:p>
+    <w:p>
+      <w:r>
+        <w:t xml:space="preserve">- </w:t>
+      </w:r>
+      <w:r>
+        <w:rPr>
+          <w:i/>
+          <w:iCs/>
+        </w:rPr>
+        <w:t>creditCard</w:t>
+      </w:r>
+      <w:r>
+        <w:t>: applied some mapping. ‘TRUE’, ‘t’ and ‘yes’ into 1, and ‘FALSE’, ‘f’, ‘no’ into 0.</w:t>
+      </w:r>
+    </w:p>
+    <w:p>
+      <w:r>
+        <w:t xml:space="preserve">- </w:t>
+      </w:r>
+      <w:r>
+        <w:rPr>
+          <w:i/>
+          <w:iCs/>
+        </w:rPr>
+        <w:t>creditRating</w:t>
+      </w:r>
+      <w:r>
+        <w:t xml:space="preserve">: label encoded into numeric values, the range of A-G is transformed into 7-1. </w:t>
+      </w:r>
+    </w:p>
+    <w:p>
+      <w:r>
+        <w:t xml:space="preserve">- </w:t>
+      </w:r>
+      <w:r>
+        <w:rPr>
+          <w:i/>
+          <w:iCs/>
+        </w:rPr>
+        <w:t>children</w:t>
+      </w:r>
+      <w:r>
+        <w:t xml:space="preserve">, </w:t>
+      </w:r>
+      <w:r>
+        <w:rPr>
+          <w:i/>
+          <w:iCs/>
+        </w:rPr>
+        <w:t>smartPhone</w:t>
+      </w:r>
+      <w:r>
+        <w:t xml:space="preserve">, </w:t>
+      </w:r>
+      <w:r>
+        <w:rPr>
+          <w:i/>
+          <w:iCs/>
+        </w:rPr>
+        <w:t>homeOwner</w:t>
+      </w:r>
+      <w:r>
+        <w:t>: simply encode True into 1 and False into 0</w:t>
+      </w:r>
+      <w:r>
+        <w:t>.</w:t>
+      </w:r>
+    </w:p>
+    <w:p/>
+    <w:p/>
     <w:p/>
     <w:sectPr>
       <w:pgSz w:w="11900" w:h="16840"/>

--- a/EECS_738_machine_learning/mid_term/Mid Term.docx
+++ b/EECS_738_machine_learning/mid_term/Mid Term.docx
@@ -25,7 +25,13 @@
     </w:p>
     <w:p>
       <w:r>
-        <w:t xml:space="preserve">The dataset contains missing value on column </w:t>
+        <w:t>The dataset contains missing value</w:t>
+      </w:r>
+      <w:r>
+        <w:t>s</w:t>
+      </w:r>
+      <w:r>
+        <w:t xml:space="preserve"> on column </w:t>
       </w:r>
       <w:r>
         <w:rPr>
@@ -55,8 +61,8 @@
       <w:r>
         <w:drawing>
           <wp:inline distT="0" distB="0" distL="0" distR="0" wp14:anchorId="36914C8E" wp14:editId="582C952F">
-            <wp:extent cx="2225040" cy="786181"/>
-            <wp:effectExtent l="0" t="0" r="0" b="1270"/>
+            <wp:extent cx="2472907" cy="873760"/>
+            <wp:effectExtent l="0" t="0" r="3810" b="2540"/>
             <wp:docPr id="1" name="Picture 1" descr="A screenshot of a cell phone&#10;&#10;Description automatically generated"/>
             <wp:cNvGraphicFramePr>
               <a:graphicFrameLocks xmlns:a="http://schemas.openxmlformats.org/drawingml/2006/main" noChangeAspect="1"/>
@@ -77,7 +83,7 @@
                   <pic:spPr>
                     <a:xfrm>
                       <a:off x="0" y="0"/>
-                      <a:ext cx="2234525" cy="789532"/>
+                      <a:ext cx="2485504" cy="878211"/>
                     </a:xfrm>
                     <a:prstGeom prst="rect">
                       <a:avLst/>
@@ -132,7 +138,13 @@
         <w:t>:</w:t>
       </w:r>
       <w:r>
-        <w:t xml:space="preserve"> all missing values, </w:t>
+        <w:t xml:space="preserve"> </w:t>
+      </w:r>
+      <w:r>
+        <w:t>A</w:t>
+      </w:r>
+      <w:r>
+        <w:t xml:space="preserve">ll missing values, </w:t>
       </w:r>
       <w:r>
         <w:t>together with the original ‘unknown’</w:t>
@@ -147,7 +159,31 @@
         <w:t>eanwhile ‘r’ is transformed into ‘rural’, ‘s’ into ‘suburban’ and ‘t’ into town</w:t>
       </w:r>
       <w:r>
-        <w:t>, so now the feature get 4 categorical values.</w:t>
+        <w:t xml:space="preserve">, so now the feature </w:t>
+      </w:r>
+      <w:r>
+        <w:t>contains</w:t>
+      </w:r>
+      <w:r>
+        <w:t xml:space="preserve"> 4 </w:t>
+      </w:r>
+      <w:r>
+        <w:t xml:space="preserve">clear </w:t>
+      </w:r>
+      <w:r>
+        <w:t>categorical values</w:t>
+      </w:r>
+      <w:r>
+        <w:t>, and g</w:t>
+      </w:r>
+      <w:r>
+        <w:t xml:space="preserve">et </w:t>
+      </w:r>
+      <w:r>
+        <w:t>one-hot encoded</w:t>
+      </w:r>
+      <w:r>
+        <w:t>.</w:t>
       </w:r>
       <w:r>
         <w:t xml:space="preserve"> </w:t>
@@ -255,6 +291,31 @@
       </w:r>
     </w:p>
     <w:p/>
+    <w:p>
+      <w:r>
+        <w:t>Q2.</w:t>
+      </w:r>
+    </w:p>
+    <w:p>
+      <w:r>
+        <w:t>The problem here is a typical binary classification. And the features contain both numeric and categorical values.</w:t>
+      </w:r>
+      <w:r>
+        <w:t xml:space="preserve"> For this scenario, decision trees are worth a try, especially with bagging and boosting techniques to adaptively improve the performance. So the decision tree would be the first classifier of my choice. More specifically, grandient boosting</w:t>
+      </w:r>
+      <w:r>
+        <w:t xml:space="preserve"> is selected</w:t>
+      </w:r>
+      <w:r>
+        <w:t xml:space="preserve"> since it would be easier to</w:t>
+      </w:r>
+      <w:r>
+        <w:t xml:space="preserve"> customize the weight ourselves</w:t>
+      </w:r>
+      <w:r>
+        <w:t>.</w:t>
+      </w:r>
+    </w:p>
     <w:p/>
     <w:p/>
     <w:sectPr>

--- a/EECS_738_machine_learning/mid_term/Mid Term.docx
+++ b/EECS_738_machine_learning/mid_term/Mid Term.docx
@@ -316,11 +316,108 @@
         <w:t>.</w:t>
       </w:r>
     </w:p>
+    <w:p>
+      <w:r>
+        <w:t>A 80-20 split was applied for train-test split, and a self implemented grid search was applied on the XGBoost implementation of</w:t>
+      </w:r>
+      <w:r>
+        <w:t xml:space="preserve"> the</w:t>
+      </w:r>
+      <w:r>
+        <w:t xml:space="preserve"> Gradient Boosting classifier.</w:t>
+      </w:r>
+    </w:p>
+    <w:p>
+      <w:r>
+        <w:t>[XGBoost model]</w:t>
+      </w:r>
+    </w:p>
+    <w:p/>
+    <w:p>
+      <w:r>
+        <w:t xml:space="preserve">The choice of the other classifier came from the </w:t>
+      </w:r>
+      <w:r>
+        <w:t>pearson correlation</w:t>
+      </w:r>
+      <w:r>
+        <w:t>.</w:t>
+      </w:r>
+      <w:r>
+        <w:t xml:space="preserve"> The target churn </w:t>
+      </w:r>
+    </w:p>
+    <w:p>
+      <w:pPr>
+        <w:rPr>
+          <w:rFonts w:ascii="Times New Roman" w:eastAsia="Times New Roman" w:hAnsi="Times New Roman" w:cs="Times New Roman"/>
+        </w:rPr>
+      </w:pPr>
+      <w:r>
+        <w:rPr>
+          <w:noProof/>
+        </w:rPr>
+        <w:lastRenderedPageBreak/>
+        <w:drawing>
+          <wp:inline distT="0" distB="0" distL="0" distR="0">
+            <wp:extent cx="5727700" cy="5490210"/>
+            <wp:effectExtent l="0" t="0" r="0" b="0"/>
+            <wp:docPr id="2" name="Picture 2"/>
+            <wp:cNvGraphicFramePr>
+              <a:graphicFrameLocks xmlns:a="http://schemas.openxmlformats.org/drawingml/2006/main" noChangeAspect="1"/>
+            </wp:cNvGraphicFramePr>
+            <a:graphic xmlns:a="http://schemas.openxmlformats.org/drawingml/2006/main">
+              <a:graphicData uri="http://schemas.openxmlformats.org/drawingml/2006/picture">
+                <pic:pic xmlns:pic="http://schemas.openxmlformats.org/drawingml/2006/picture">
+                  <pic:nvPicPr>
+                    <pic:cNvPr id="0" name="Picture 1"/>
+                    <pic:cNvPicPr>
+                      <a:picLocks noChangeAspect="1" noChangeArrowheads="1"/>
+                    </pic:cNvPicPr>
+                  </pic:nvPicPr>
+                  <pic:blipFill>
+                    <a:blip r:embed="rId5">
+                      <a:extLst>
+                        <a:ext uri="{28A0092B-C50C-407E-A947-70E740481C1C}">
+                          <a14:useLocalDpi xmlns:a14="http://schemas.microsoft.com/office/drawing/2010/main" val="0"/>
+                        </a:ext>
+                      </a:extLst>
+                    </a:blip>
+                    <a:srcRect/>
+                    <a:stretch>
+                      <a:fillRect/>
+                    </a:stretch>
+                  </pic:blipFill>
+                  <pic:spPr bwMode="auto">
+                    <a:xfrm>
+                      <a:off x="0" y="0"/>
+                      <a:ext cx="5727700" cy="5490210"/>
+                    </a:xfrm>
+                    <a:prstGeom prst="rect">
+                      <a:avLst/>
+                    </a:prstGeom>
+                    <a:noFill/>
+                    <a:ln>
+                      <a:noFill/>
+                    </a:ln>
+                  </pic:spPr>
+                </pic:pic>
+              </a:graphicData>
+            </a:graphic>
+          </wp:inline>
+        </w:drawing>
+      </w:r>
+    </w:p>
+    <w:p>
+      <w:r>
+        <w:t xml:space="preserve"> </w:t>
+      </w:r>
+    </w:p>
     <w:p/>
     <w:p/>
     <w:sectPr>
       <w:pgSz w:w="11900" w:h="16840"/>
-      <w:pgMar w:top="1440" w:right="1440" w:bottom="1440" w:left="1440" w:header="708" w:footer="708" w:gutter="0"/>
+      <w:pgMar w:top="1440" w:right="1440" w:bottom="893" w:left="1440" w:header="708" w:footer="708" w:gutter="0"/>
       <w:cols w:space="708"/>
       <w:docGrid w:linePitch="360"/>
     </w:sectPr>

--- a/EECS_738_machine_learning/mid_term/Mid Term.docx
+++ b/EECS_738_machine_learning/mid_term/Mid Term.docx
@@ -329,12 +329,27 @@
     </w:p>
     <w:p>
       <w:r>
-        <w:t>[XGBoost model]</w:t>
+        <w:t xml:space="preserve">Grid search generates the best gradient boosting forest with [] trees with binary [] loss, [] max tree depth, [] min child weight and a bunch of other detailed parameters. </w:t>
+      </w:r>
+      <w:r>
+        <w:t>Due to the limit of computation resource, cross validation was not applied</w:t>
+      </w:r>
+      <w:r>
+        <w:t xml:space="preserve"> during grid search</w:t>
+      </w:r>
+      <w:r>
+        <w:t>.</w:t>
       </w:r>
     </w:p>
     <w:p/>
     <w:p>
       <w:r>
+        <w:br w:type="page"/>
+      </w:r>
+    </w:p>
+    <w:p>
+      <w:r>
+        <w:lastRenderedPageBreak/>
         <w:t xml:space="preserve">The choice of the other classifier came from the </w:t>
       </w:r>
       <w:r>
@@ -344,7 +359,7 @@
         <w:t>.</w:t>
       </w:r>
       <w:r>
-        <w:t xml:space="preserve"> The target churn </w:t>
+        <w:t xml:space="preserve"> </w:t>
       </w:r>
     </w:p>
     <w:p>
@@ -357,12 +372,11 @@
         <w:rPr>
           <w:noProof/>
         </w:rPr>
-        <w:lastRenderedPageBreak/>
         <w:drawing>
           <wp:inline distT="0" distB="0" distL="0" distR="0">
-            <wp:extent cx="5727700" cy="5490210"/>
-            <wp:effectExtent l="0" t="0" r="0" b="0"/>
-            <wp:docPr id="2" name="Picture 2"/>
+            <wp:extent cx="5709920" cy="5473167"/>
+            <wp:effectExtent l="0" t="0" r="0" b="635"/>
+            <wp:docPr id="3" name="Picture 3"/>
             <wp:cNvGraphicFramePr>
               <a:graphicFrameLocks xmlns:a="http://schemas.openxmlformats.org/drawingml/2006/main" noChangeAspect="1"/>
             </wp:cNvGraphicFramePr>
@@ -370,7 +384,7 @@
               <a:graphicData uri="http://schemas.openxmlformats.org/drawingml/2006/picture">
                 <pic:pic xmlns:pic="http://schemas.openxmlformats.org/drawingml/2006/picture">
                   <pic:nvPicPr>
-                    <pic:cNvPr id="0" name="Picture 1"/>
+                    <pic:cNvPr id="0" name="Picture 3"/>
                     <pic:cNvPicPr>
                       <a:picLocks noChangeAspect="1" noChangeArrowheads="1"/>
                     </pic:cNvPicPr>
@@ -391,7 +405,7 @@
                   <pic:spPr bwMode="auto">
                     <a:xfrm>
                       <a:off x="0" y="0"/>
-                      <a:ext cx="5727700" cy="5490210"/>
+                      <a:ext cx="5751091" cy="5512631"/>
                     </a:xfrm>
                     <a:prstGeom prst="rect">
                       <a:avLst/>
@@ -407,6 +421,40 @@
           </wp:inline>
         </w:drawing>
       </w:r>
+    </w:p>
+    <w:p/>
+    <w:p>
+      <w:r>
+        <w:t xml:space="preserve">The target churn </w:t>
+      </w:r>
+      <w:r>
+        <w:t>doesn’t seem to have a strong correlation with any of the features we have</w:t>
+      </w:r>
+      <w:r>
+        <w:t>, indicating some strong nonlinear relationship between the target and independent variables.</w:t>
+      </w:r>
+      <w:r>
+        <w:t xml:space="preserve"> That’s why neural network is chosen here to model the mapping of input</w:t>
+      </w:r>
+      <w:r>
+        <w:t>s</w:t>
+      </w:r>
+      <w:r>
+        <w:t xml:space="preserve"> and output</w:t>
+      </w:r>
+      <w:r>
+        <w:t>s</w:t>
+      </w:r>
+      <w:r>
+        <w:t>.</w:t>
+      </w:r>
+    </w:p>
+    <w:p>
+      <w:pPr>
+        <w:rPr>
+          <w:rFonts w:ascii="Times New Roman" w:eastAsia="Times New Roman" w:hAnsi="Times New Roman" w:cs="Times New Roman"/>
+        </w:rPr>
+      </w:pPr>
     </w:p>
     <w:p>
       <w:r>

--- a/EECS_738_machine_learning/mid_term/Mid Term.docx
+++ b/EECS_738_machine_learning/mid_term/Mid Term.docx
@@ -425,7 +425,17 @@
     <w:p/>
     <w:p>
       <w:r>
-        <w:t xml:space="preserve">The target churn </w:t>
+        <w:t xml:space="preserve">The target </w:t>
+      </w:r>
+      <w:r>
+        <w:rPr>
+          <w:i/>
+          <w:iCs/>
+        </w:rPr>
+        <w:t>churn</w:t>
+      </w:r>
+      <w:r>
+        <w:t xml:space="preserve"> </w:t>
       </w:r>
       <w:r>
         <w:t>doesn’t seem to have a strong correlation with any of the features we have</w:t>
@@ -450,11 +460,46 @@
       </w:r>
     </w:p>
     <w:p>
-      <w:pPr>
-        <w:rPr>
-          <w:rFonts w:ascii="Times New Roman" w:eastAsia="Times New Roman" w:hAnsi="Times New Roman" w:cs="Times New Roman"/>
-        </w:rPr>
-      </w:pPr>
+      <w:r>
+        <w:t>The</w:t>
+      </w:r>
+      <w:r>
+        <w:t xml:space="preserve"> architecture of the neural network applied for this problem </w:t>
+      </w:r>
+      <w:r>
+        <w:t>involves</w:t>
+      </w:r>
+      <w:r>
+        <w:t xml:space="preserve"> </w:t>
+      </w:r>
+      <w:r>
+        <w:t xml:space="preserve">the consideration of </w:t>
+      </w:r>
+      <w:r>
+        <w:t xml:space="preserve">all </w:t>
+      </w:r>
+      <w:r>
+        <w:t>the beneficial components discussed during lab3</w:t>
+      </w:r>
+      <w:r>
+        <w:t>, with considerable amount of tuning</w:t>
+      </w:r>
+      <w:r>
+        <w:t xml:space="preserve"> and tinkering. The final structure looks like below.</w:t>
+      </w:r>
+    </w:p>
+    <w:p>
+      <w:r>
+        <w:t>[architecture]</w:t>
+      </w:r>
+    </w:p>
+    <w:p>
+      <w:r>
+        <w:t>which contains [] dense layers with [] neurons and ReLU activation, dropout layers with rate of [], and an output layer with sigmoid activation since it’s a binary classification.</w:t>
+      </w:r>
+      <w:r>
+        <w:t xml:space="preserve"> A binary cross entropy loss is applied here, together with an Adadelta optimizer that smartly finds the optimal gradient with a learning rate of [].</w:t>
+      </w:r>
     </w:p>
     <w:p>
       <w:r>

--- a/EECS_738_machine_learning/mid_term/Mid Term.docx
+++ b/EECS_738_machine_learning/mid_term/Mid Term.docx
@@ -506,11 +506,53 @@
         <w:t xml:space="preserve"> </w:t>
       </w:r>
     </w:p>
+    <w:p>
+      <w:r>
+        <w:lastRenderedPageBreak/>
+        <w:t>Q3.</w:t>
+      </w:r>
+    </w:p>
+    <w:p>
+      <w:r>
+        <w:t>The gradient boosting classifier</w:t>
+      </w:r>
+      <w:r>
+        <w:t xml:space="preserve"> outputs an accuracy of [] on the test set</w:t>
+      </w:r>
+      <w:r>
+        <w:t>, and the confusion matrix is as below:</w:t>
+      </w:r>
+    </w:p>
+    <w:p>
+      <w:r>
+        <w:t>[confusion matrix]</w:t>
+      </w:r>
+    </w:p>
+    <w:p>
+      <w:r>
+        <w:t>[sensitivity, specificity]</w:t>
+      </w:r>
+    </w:p>
     <w:p/>
+    <w:p>
+      <w:r>
+        <w:t>The neural network in general outputs and accuracy of [] on the test set, with the confusion matrix as below:</w:t>
+      </w:r>
+    </w:p>
+    <w:p>
+      <w:r>
+        <w:t>[confusion matrix]</w:t>
+      </w:r>
+    </w:p>
+    <w:p>
+      <w:r>
+        <w:t>[sensitivity, specificity]</w:t>
+      </w:r>
+    </w:p>
     <w:p/>
     <w:sectPr>
       <w:pgSz w:w="11900" w:h="16840"/>
-      <w:pgMar w:top="1440" w:right="1440" w:bottom="893" w:left="1440" w:header="708" w:footer="708" w:gutter="0"/>
+      <w:pgMar w:top="1440" w:right="1440" w:bottom="2179" w:left="1440" w:header="708" w:footer="708" w:gutter="0"/>
       <w:cols w:space="708"/>
       <w:docGrid w:linePitch="360"/>
     </w:sectPr>

--- a/EECS_738_machine_learning/mid_term/Mid Term.docx
+++ b/EECS_738_machine_learning/mid_term/Mid Term.docx
@@ -547,6 +547,262 @@
     <w:p>
       <w:r>
         <w:t>[sensitivity, specificity]</w:t>
+      </w:r>
+    </w:p>
+    <w:p/>
+    <w:p>
+      <w:r>
+        <w:t>[comparison, preference]</w:t>
+      </w:r>
+    </w:p>
+    <w:p/>
+    <w:p>
+      <w:r>
+        <w:t>Q4.</w:t>
+      </w:r>
+    </w:p>
+    <w:p>
+      <w:r>
+        <w:t xml:space="preserve">In order to optimize for the least cost, we need to customize the loss function of our model </w:t>
+      </w:r>
+      <w:r>
+        <w:t>according to</w:t>
+      </w:r>
+      <w:r>
+        <w:t xml:space="preserve"> the given weight</w:t>
+      </w:r>
+      <w:r>
+        <w:t>s</w:t>
+      </w:r>
+      <w:r>
+        <w:t xml:space="preserve"> </w:t>
+      </w:r>
+      <w:r>
+        <w:t>on</w:t>
+      </w:r>
+      <w:r>
+        <w:t xml:space="preserve"> different </w:t>
+      </w:r>
+      <w:r>
+        <w:t>sections of the confusion matrix.</w:t>
+      </w:r>
+    </w:p>
+    <w:tbl>
+      <w:tblPr>
+        <w:tblStyle w:val="TableGrid"/>
+        <w:tblW w:w="0" w:type="auto"/>
+        <w:tblLook w:val="04A0" w:firstRow="1" w:lastRow="0" w:firstColumn="1" w:lastColumn="0" w:noHBand="0" w:noVBand="1"/>
+      </w:tblPr>
+      <w:tblGrid>
+        <w:gridCol w:w="3003"/>
+        <w:gridCol w:w="3003"/>
+        <w:gridCol w:w="3004"/>
+      </w:tblGrid>
+      <w:tr>
+        <w:tc>
+          <w:tcPr>
+            <w:tcW w:w="3003" w:type="dxa"/>
+            <w:tcBorders>
+              <w:tl2br w:val="single" w:sz="4" w:space="0" w:color="auto"/>
+            </w:tcBorders>
+          </w:tcPr>
+          <w:p>
+            <w:pPr>
+              <w:jc w:val="both"/>
+            </w:pPr>
+            <w:r>
+              <w:rPr>
+                <w:sz w:val="20"/>
+                <w:szCs w:val="20"/>
+              </w:rPr>
+              <w:t>actual</w:t>
+            </w:r>
+            <w:r>
+              <w:t xml:space="preserve">      </w:t>
+            </w:r>
+            <w:r>
+              <w:t xml:space="preserve">   </w:t>
+            </w:r>
+            <w:r>
+              <w:t xml:space="preserve">        </w:t>
+            </w:r>
+            <w:r>
+              <w:t xml:space="preserve">      </w:t>
+            </w:r>
+            <w:r>
+              <w:t xml:space="preserve">         </w:t>
+            </w:r>
+            <w:r>
+              <w:rPr>
+                <w:sz w:val="20"/>
+                <w:szCs w:val="20"/>
+              </w:rPr>
+              <w:t>predicted</w:t>
+            </w:r>
+          </w:p>
+        </w:tc>
+        <w:tc>
+          <w:tcPr>
+            <w:tcW w:w="3003" w:type="dxa"/>
+          </w:tcPr>
+          <w:p>
+            <w:pPr>
+              <w:jc w:val="center"/>
+            </w:pPr>
+            <w:r>
+              <w:t>true</w:t>
+            </w:r>
+          </w:p>
+        </w:tc>
+        <w:tc>
+          <w:tcPr>
+            <w:tcW w:w="3004" w:type="dxa"/>
+          </w:tcPr>
+          <w:p>
+            <w:pPr>
+              <w:jc w:val="center"/>
+            </w:pPr>
+            <w:r>
+              <w:t>false</w:t>
+            </w:r>
+          </w:p>
+        </w:tc>
+      </w:tr>
+      <w:tr>
+        <w:tc>
+          <w:tcPr>
+            <w:tcW w:w="3003" w:type="dxa"/>
+          </w:tcPr>
+          <w:p>
+            <w:pPr>
+              <w:jc w:val="center"/>
+            </w:pPr>
+            <w:r>
+              <w:t>true</w:t>
+            </w:r>
+          </w:p>
+        </w:tc>
+        <w:tc>
+          <w:tcPr>
+            <w:tcW w:w="3003" w:type="dxa"/>
+          </w:tcPr>
+          <w:p>
+            <w:pPr>
+              <w:jc w:val="center"/>
+            </w:pPr>
+            <w:r>
+              <w:t>0</w:t>
+            </w:r>
+          </w:p>
+        </w:tc>
+        <w:tc>
+          <w:tcPr>
+            <w:tcW w:w="3004" w:type="dxa"/>
+          </w:tcPr>
+          <w:p>
+            <w:pPr>
+              <w:jc w:val="center"/>
+            </w:pPr>
+            <w:r>
+              <w:t>700</w:t>
+            </w:r>
+          </w:p>
+        </w:tc>
+      </w:tr>
+      <w:tr>
+        <w:tc>
+          <w:tcPr>
+            <w:tcW w:w="3003" w:type="dxa"/>
+          </w:tcPr>
+          <w:p>
+            <w:pPr>
+              <w:jc w:val="center"/>
+            </w:pPr>
+            <w:r>
+              <w:t>false</w:t>
+            </w:r>
+          </w:p>
+        </w:tc>
+        <w:tc>
+          <w:tcPr>
+            <w:tcW w:w="3003" w:type="dxa"/>
+          </w:tcPr>
+          <w:p>
+            <w:pPr>
+              <w:jc w:val="center"/>
+            </w:pPr>
+            <w:r>
+              <w:t>100</w:t>
+            </w:r>
+          </w:p>
+        </w:tc>
+        <w:tc>
+          <w:tcPr>
+            <w:tcW w:w="3004" w:type="dxa"/>
+          </w:tcPr>
+          <w:p>
+            <w:pPr>
+              <w:jc w:val="center"/>
+            </w:pPr>
+            <w:r>
+              <w:t>0</w:t>
+            </w:r>
+          </w:p>
+        </w:tc>
+      </w:tr>
+    </w:tbl>
+    <w:p>
+      <w:r>
+        <w:t xml:space="preserve">The Gradient Boosting classifier </w:t>
+      </w:r>
+      <w:r>
+        <w:t>enables</w:t>
+      </w:r>
+      <w:r>
+        <w:t xml:space="preserve"> a customizable interface for a self defined loss function</w:t>
+      </w:r>
+      <w:r>
+        <w:t xml:space="preserve">, which requires overriding the gradient and hessian returned for the </w:t>
+      </w:r>
+      <w:r>
+        <w:t>objective</w:t>
+      </w:r>
+      <w:r>
+        <w:t xml:space="preserve"> interface</w:t>
+      </w:r>
+      <w:r>
+        <w:t xml:space="preserve"> </w:t>
+      </w:r>
+      <w:r>
+        <w:t xml:space="preserve">enabled </w:t>
+      </w:r>
+      <w:r>
+        <w:t>by XGBoost</w:t>
+      </w:r>
+      <w:r>
+        <w:t>.</w:t>
+      </w:r>
+      <w:r>
+        <w:t xml:space="preserve"> So here, we multiply the given weights to the corresponding gradients to form our customized loss</w:t>
+      </w:r>
+      <w:r>
+        <w:t xml:space="preserve"> to form the updated gradient.</w:t>
+      </w:r>
+    </w:p>
+    <w:p>
+      <w:r>
+        <w:t xml:space="preserve">The updated model adopting this customized loss </w:t>
+      </w:r>
+      <w:r>
+        <w:t>generates an accuracy of []</w:t>
+      </w:r>
+      <w:r>
+        <w:t>, and the confusion matrix changes to:</w:t>
+      </w:r>
+    </w:p>
+    <w:p>
+      <w:r>
+        <w:t>[confusion matrix]</w:t>
       </w:r>
     </w:p>
     <w:p/>
@@ -982,6 +1238,22 @@
     <w:semiHidden/>
     <w:unhideWhenUsed/>
   </w:style>
+  <w:style w:type="table" w:styleId="TableGrid">
+    <w:name w:val="Table Grid"/>
+    <w:basedOn w:val="TableNormal"/>
+    <w:uiPriority w:val="39"/>
+    <w:rsid w:val="00760FB9"/>
+    <w:tblPr>
+      <w:tblBorders>
+        <w:top w:val="single" w:sz="4" w:space="0" w:color="auto"/>
+        <w:left w:val="single" w:sz="4" w:space="0" w:color="auto"/>
+        <w:bottom w:val="single" w:sz="4" w:space="0" w:color="auto"/>
+        <w:right w:val="single" w:sz="4" w:space="0" w:color="auto"/>
+        <w:insideH w:val="single" w:sz="4" w:space="0" w:color="auto"/>
+        <w:insideV w:val="single" w:sz="4" w:space="0" w:color="auto"/>
+      </w:tblBorders>
+    </w:tblPr>
+  </w:style>
 </w:styles>
 </file>
 

--- a/EECS_738_machine_learning/mid_term/Mid Term.docx
+++ b/EECS_738_machine_learning/mid_term/Mid Term.docx
@@ -329,7 +329,25 @@
     </w:p>
     <w:p>
       <w:r>
-        <w:t xml:space="preserve">Grid search generates the best gradient boosting forest with [] trees with binary [] loss, [] max tree depth, [] min child weight and a bunch of other detailed parameters. </w:t>
+        <w:t xml:space="preserve">Grid search generates the best gradient boosting forest with </w:t>
+      </w:r>
+      <w:r>
+        <w:t>400</w:t>
+      </w:r>
+      <w:r>
+        <w:t xml:space="preserve"> trees with binary </w:t>
+      </w:r>
+      <w:r>
+        <w:t>logistic</w:t>
+      </w:r>
+      <w:r>
+        <w:rPr>
+          <w:rFonts w:hint="eastAsia"/>
+        </w:rPr>
+        <w:t xml:space="preserve"> </w:t>
+      </w:r>
+      <w:r>
+        <w:t xml:space="preserve">loss, [] max tree depth, [] min child weight and a bunch of other detailed parameters. </w:t>
       </w:r>
       <w:r>
         <w:t>Due to the limit of computation resource, cross validation was not applied</w:t>

--- a/EECS_738_machine_learning/mid_term/Mid Term.docx
+++ b/EECS_738_machine_learning/mid_term/Mid Term.docx
@@ -347,13 +347,19 @@
         <w:t xml:space="preserve"> </w:t>
       </w:r>
       <w:r>
-        <w:t xml:space="preserve">loss, [] max tree depth, [] min child weight and a bunch of other detailed parameters. </w:t>
-      </w:r>
-      <w:r>
-        <w:t>Due to the limit of computation resource, cross validation was not applied</w:t>
-      </w:r>
-      <w:r>
-        <w:t xml:space="preserve"> during grid search</w:t>
+        <w:t xml:space="preserve">loss, </w:t>
+      </w:r>
+      <w:r>
+        <w:t>1</w:t>
+      </w:r>
+      <w:r>
+        <w:t xml:space="preserve"> max tree depth, </w:t>
+      </w:r>
+      <w:r>
+        <w:t>70</w:t>
+      </w:r>
+      <w:r>
+        <w:t xml:space="preserve"> min child weight and a bunch of other detailed parameters</w:t>
       </w:r>
       <w:r>
         <w:t>.</w:t>
@@ -541,14 +547,332 @@
         <w:t>, and the confusion matrix is as below:</w:t>
       </w:r>
     </w:p>
-    <w:p>
-      <w:r>
-        <w:t>[confusion matrix]</w:t>
-      </w:r>
-    </w:p>
-    <w:p>
-      <w:r>
-        <w:t>[sensitivity, specificity]</w:t>
+    <w:tbl>
+      <w:tblPr>
+        <w:tblStyle w:val="TableGrid"/>
+        <w:tblW w:w="0" w:type="auto"/>
+        <w:tblBorders>
+          <w:top w:val="none" w:sz="0" w:space="0" w:color="auto"/>
+          <w:left w:val="none" w:sz="0" w:space="0" w:color="auto"/>
+          <w:bottom w:val="none" w:sz="0" w:space="0" w:color="auto"/>
+          <w:right w:val="none" w:sz="0" w:space="0" w:color="auto"/>
+          <w:insideH w:val="none" w:sz="0" w:space="0" w:color="auto"/>
+          <w:insideV w:val="none" w:sz="0" w:space="0" w:color="auto"/>
+        </w:tblBorders>
+        <w:tblLook w:val="04A0" w:firstRow="1" w:lastRow="0" w:firstColumn="1" w:lastColumn="0" w:noHBand="0" w:noVBand="1"/>
+      </w:tblPr>
+      <w:tblGrid>
+        <w:gridCol w:w="4505"/>
+        <w:gridCol w:w="4505"/>
+      </w:tblGrid>
+      <w:tr>
+        <w:tc>
+          <w:tcPr>
+            <w:tcW w:w="4505" w:type="dxa"/>
+          </w:tcPr>
+          <w:p>
+            <w:pPr>
+              <w:shd w:val="clear" w:color="auto" w:fill="FFFFFF"/>
+              <w:tabs>
+                <w:tab w:val="left" w:pos="916"/>
+                <w:tab w:val="left" w:pos="1832"/>
+                <w:tab w:val="left" w:pos="2748"/>
+                <w:tab w:val="left" w:pos="3664"/>
+                <w:tab w:val="left" w:pos="4580"/>
+                <w:tab w:val="left" w:pos="5496"/>
+                <w:tab w:val="left" w:pos="6412"/>
+                <w:tab w:val="left" w:pos="7328"/>
+                <w:tab w:val="left" w:pos="8244"/>
+                <w:tab w:val="left" w:pos="9160"/>
+                <w:tab w:val="left" w:pos="10076"/>
+                <w:tab w:val="left" w:pos="10992"/>
+                <w:tab w:val="left" w:pos="11908"/>
+                <w:tab w:val="left" w:pos="12824"/>
+                <w:tab w:val="left" w:pos="13740"/>
+                <w:tab w:val="left" w:pos="14656"/>
+              </w:tabs>
+              <w:wordWrap w:val="0"/>
+              <w:jc w:val="center"/>
+              <w:textAlignment w:val="baseline"/>
+              <w:rPr>
+                <w:rFonts w:ascii="Courier New" w:eastAsia="Times New Roman" w:hAnsi="Courier New" w:cs="Courier New"/>
+                <w:color w:val="000000"/>
+                <w:sz w:val="21"/>
+                <w:szCs w:val="21"/>
+              </w:rPr>
+            </w:pPr>
+          </w:p>
+          <w:p>
+            <w:pPr>
+              <w:shd w:val="clear" w:color="auto" w:fill="FFFFFF"/>
+              <w:tabs>
+                <w:tab w:val="left" w:pos="916"/>
+                <w:tab w:val="left" w:pos="1832"/>
+                <w:tab w:val="left" w:pos="2748"/>
+                <w:tab w:val="left" w:pos="3664"/>
+                <w:tab w:val="left" w:pos="4580"/>
+                <w:tab w:val="left" w:pos="5496"/>
+                <w:tab w:val="left" w:pos="6412"/>
+                <w:tab w:val="left" w:pos="7328"/>
+                <w:tab w:val="left" w:pos="8244"/>
+                <w:tab w:val="left" w:pos="9160"/>
+                <w:tab w:val="left" w:pos="10076"/>
+                <w:tab w:val="left" w:pos="10992"/>
+                <w:tab w:val="left" w:pos="11908"/>
+                <w:tab w:val="left" w:pos="12824"/>
+                <w:tab w:val="left" w:pos="13740"/>
+                <w:tab w:val="left" w:pos="14656"/>
+              </w:tabs>
+              <w:wordWrap w:val="0"/>
+              <w:jc w:val="center"/>
+              <w:textAlignment w:val="baseline"/>
+              <w:rPr>
+                <w:rFonts w:ascii="Courier New" w:eastAsia="Times New Roman" w:hAnsi="Courier New" w:cs="Courier New"/>
+                <w:color w:val="000000"/>
+                <w:sz w:val="21"/>
+                <w:szCs w:val="21"/>
+              </w:rPr>
+            </w:pPr>
+            <w:r>
+              <w:rPr>
+                <w:rFonts w:ascii="Courier New" w:eastAsia="Times New Roman" w:hAnsi="Courier New" w:cs="Courier New"/>
+                <w:color w:val="000000"/>
+                <w:sz w:val="21"/>
+                <w:szCs w:val="21"/>
+              </w:rPr>
+              <w:t>[[296 219]</w:t>
+            </w:r>
+          </w:p>
+          <w:p>
+            <w:pPr>
+              <w:shd w:val="clear" w:color="auto" w:fill="FFFFFF"/>
+              <w:tabs>
+                <w:tab w:val="left" w:pos="916"/>
+                <w:tab w:val="left" w:pos="1832"/>
+                <w:tab w:val="left" w:pos="2748"/>
+                <w:tab w:val="left" w:pos="3664"/>
+                <w:tab w:val="left" w:pos="4580"/>
+                <w:tab w:val="left" w:pos="5496"/>
+                <w:tab w:val="left" w:pos="6412"/>
+                <w:tab w:val="left" w:pos="7328"/>
+                <w:tab w:val="left" w:pos="8244"/>
+                <w:tab w:val="left" w:pos="9160"/>
+                <w:tab w:val="left" w:pos="10076"/>
+                <w:tab w:val="left" w:pos="10992"/>
+                <w:tab w:val="left" w:pos="11908"/>
+                <w:tab w:val="left" w:pos="12824"/>
+                <w:tab w:val="left" w:pos="13740"/>
+                <w:tab w:val="left" w:pos="14656"/>
+              </w:tabs>
+              <w:wordWrap w:val="0"/>
+              <w:jc w:val="center"/>
+              <w:textAlignment w:val="baseline"/>
+              <w:rPr>
+                <w:rFonts w:ascii="Courier New" w:eastAsia="Times New Roman" w:hAnsi="Courier New" w:cs="Courier New"/>
+                <w:color w:val="000000"/>
+                <w:sz w:val="21"/>
+                <w:szCs w:val="21"/>
+              </w:rPr>
+            </w:pPr>
+            <w:r>
+              <w:rPr>
+                <w:rFonts w:ascii="Courier New" w:eastAsia="Times New Roman" w:hAnsi="Courier New" w:cs="Courier New"/>
+                <w:color w:val="000000"/>
+                <w:sz w:val="21"/>
+                <w:szCs w:val="21"/>
+              </w:rPr>
+              <w:t>[168 317]]</w:t>
+            </w:r>
+          </w:p>
+        </w:tc>
+        <w:tc>
+          <w:tcPr>
+            <w:tcW w:w="4505" w:type="dxa"/>
+          </w:tcPr>
+          <w:p>
+            <w:pPr>
+              <w:pStyle w:val="HTMLPreformatted"/>
+              <w:shd w:val="clear" w:color="auto" w:fill="FFFFFF"/>
+              <w:wordWrap w:val="0"/>
+              <w:textAlignment w:val="baseline"/>
+              <w:rPr>
+                <w:color w:val="000000"/>
+                <w:sz w:val="21"/>
+                <w:szCs w:val="21"/>
+              </w:rPr>
+            </w:pPr>
+            <w:r>
+              <w:rPr>
+                <w:color w:val="000000"/>
+                <w:sz w:val="21"/>
+                <w:szCs w:val="21"/>
+              </w:rPr>
+              <w:t xml:space="preserve">       sensitivity  specificity</w:t>
+            </w:r>
+          </w:p>
+          <w:p>
+            <w:pPr>
+              <w:pStyle w:val="HTMLPreformatted"/>
+              <w:shd w:val="clear" w:color="auto" w:fill="FFFFFF"/>
+              <w:wordWrap w:val="0"/>
+              <w:textAlignment w:val="baseline"/>
+              <w:rPr>
+                <w:color w:val="000000"/>
+                <w:sz w:val="21"/>
+                <w:szCs w:val="21"/>
+              </w:rPr>
+            </w:pPr>
+            <w:r>
+              <w:rPr>
+                <w:color w:val="000000"/>
+                <w:sz w:val="21"/>
+                <w:szCs w:val="21"/>
+              </w:rPr>
+              <w:t xml:space="preserve">label                          </w:t>
+            </w:r>
+          </w:p>
+          <w:p>
+            <w:pPr>
+              <w:pStyle w:val="HTMLPreformatted"/>
+              <w:shd w:val="clear" w:color="auto" w:fill="FFFFFF"/>
+              <w:wordWrap w:val="0"/>
+              <w:textAlignment w:val="baseline"/>
+              <w:rPr>
+                <w:color w:val="000000"/>
+                <w:sz w:val="21"/>
+                <w:szCs w:val="21"/>
+              </w:rPr>
+            </w:pPr>
+            <w:r>
+              <w:rPr>
+                <w:color w:val="000000"/>
+                <w:sz w:val="21"/>
+                <w:szCs w:val="21"/>
+              </w:rPr>
+              <w:t>0.0       0.</w:t>
+            </w:r>
+            <w:r>
+              <w:rPr>
+                <w:color w:val="000000"/>
+                <w:sz w:val="21"/>
+                <w:szCs w:val="21"/>
+              </w:rPr>
+              <w:t>574757</w:t>
+            </w:r>
+            <w:r>
+              <w:rPr>
+                <w:color w:val="000000"/>
+                <w:sz w:val="21"/>
+                <w:szCs w:val="21"/>
+              </w:rPr>
+              <w:t xml:space="preserve">    0.</w:t>
+            </w:r>
+            <w:r>
+              <w:rPr>
+                <w:color w:val="000000"/>
+                <w:sz w:val="21"/>
+                <w:szCs w:val="21"/>
+              </w:rPr>
+              <w:t>653608</w:t>
+            </w:r>
+          </w:p>
+          <w:p>
+            <w:pPr>
+              <w:pStyle w:val="HTMLPreformatted"/>
+              <w:shd w:val="clear" w:color="auto" w:fill="FFFFFF"/>
+              <w:wordWrap w:val="0"/>
+              <w:textAlignment w:val="baseline"/>
+              <w:rPr>
+                <w:color w:val="000000"/>
+                <w:sz w:val="21"/>
+                <w:szCs w:val="21"/>
+              </w:rPr>
+            </w:pPr>
+            <w:r>
+              <w:rPr>
+                <w:color w:val="000000"/>
+                <w:sz w:val="21"/>
+                <w:szCs w:val="21"/>
+              </w:rPr>
+              <w:t>1.0       0.</w:t>
+            </w:r>
+            <w:r>
+              <w:rPr>
+                <w:color w:val="000000"/>
+                <w:sz w:val="21"/>
+                <w:szCs w:val="21"/>
+              </w:rPr>
+              <w:t>653608</w:t>
+            </w:r>
+            <w:r>
+              <w:rPr>
+                <w:color w:val="000000"/>
+                <w:sz w:val="21"/>
+                <w:szCs w:val="21"/>
+              </w:rPr>
+              <w:t xml:space="preserve">    </w:t>
+            </w:r>
+            <w:r>
+              <w:rPr>
+                <w:color w:val="000000"/>
+                <w:sz w:val="21"/>
+                <w:szCs w:val="21"/>
+              </w:rPr>
+              <w:t>0</w:t>
+            </w:r>
+            <w:r>
+              <w:rPr>
+                <w:color w:val="000000"/>
+                <w:sz w:val="21"/>
+                <w:szCs w:val="21"/>
+              </w:rPr>
+              <w:t>.</w:t>
+            </w:r>
+            <w:r>
+              <w:rPr>
+                <w:color w:val="000000"/>
+                <w:sz w:val="21"/>
+                <w:szCs w:val="21"/>
+              </w:rPr>
+              <w:t>574757</w:t>
+            </w:r>
+          </w:p>
+        </w:tc>
+      </w:tr>
+    </w:tbl>
+    <w:p>
+      <w:r>
+        <w:t xml:space="preserve">It looks the </w:t>
+      </w:r>
+      <w:r>
+        <w:t xml:space="preserve">sensitivity for label </w:t>
+      </w:r>
+      <w:r>
+        <w:t xml:space="preserve">0 </w:t>
+      </w:r>
+      <w:r>
+        <w:t xml:space="preserve">and the </w:t>
+      </w:r>
+      <w:r>
+        <w:t xml:space="preserve">specificity for label </w:t>
+      </w:r>
+      <w:r>
+        <w:t>1</w:t>
+      </w:r>
+      <w:r>
+        <w:t xml:space="preserve"> is quite </w:t>
+      </w:r>
+      <w:r>
+        <w:t xml:space="preserve">low, which means the model </w:t>
+      </w:r>
+      <w:r>
+        <w:t xml:space="preserve">does not perform so well on label </w:t>
+      </w:r>
+      <w:r>
+        <w:t>0</w:t>
+      </w:r>
+      <w:r>
+        <w:t xml:space="preserve"> cases.</w:t>
       </w:r>
     </w:p>
     <w:p/>
@@ -1272,6 +1596,51 @@
       </w:tblBorders>
     </w:tblPr>
   </w:style>
+  <w:style w:type="paragraph" w:styleId="HTMLPreformatted">
+    <w:name w:val="HTML Preformatted"/>
+    <w:basedOn w:val="Normal"/>
+    <w:link w:val="HTMLPreformattedChar"/>
+    <w:uiPriority w:val="99"/>
+    <w:unhideWhenUsed/>
+    <w:rsid w:val="00685FCC"/>
+    <w:pPr>
+      <w:tabs>
+        <w:tab w:val="left" w:pos="916"/>
+        <w:tab w:val="left" w:pos="1832"/>
+        <w:tab w:val="left" w:pos="2748"/>
+        <w:tab w:val="left" w:pos="3664"/>
+        <w:tab w:val="left" w:pos="4580"/>
+        <w:tab w:val="left" w:pos="5496"/>
+        <w:tab w:val="left" w:pos="6412"/>
+        <w:tab w:val="left" w:pos="7328"/>
+        <w:tab w:val="left" w:pos="8244"/>
+        <w:tab w:val="left" w:pos="9160"/>
+        <w:tab w:val="left" w:pos="10076"/>
+        <w:tab w:val="left" w:pos="10992"/>
+        <w:tab w:val="left" w:pos="11908"/>
+        <w:tab w:val="left" w:pos="12824"/>
+        <w:tab w:val="left" w:pos="13740"/>
+        <w:tab w:val="left" w:pos="14656"/>
+      </w:tabs>
+    </w:pPr>
+    <w:rPr>
+      <w:rFonts w:ascii="Courier New" w:eastAsia="Times New Roman" w:hAnsi="Courier New" w:cs="Courier New"/>
+      <w:sz w:val="20"/>
+      <w:szCs w:val="20"/>
+    </w:rPr>
+  </w:style>
+  <w:style w:type="character" w:customStyle="1" w:styleId="HTMLPreformattedChar">
+    <w:name w:val="HTML Preformatted Char"/>
+    <w:basedOn w:val="DefaultParagraphFont"/>
+    <w:link w:val="HTMLPreformatted"/>
+    <w:uiPriority w:val="99"/>
+    <w:rsid w:val="00685FCC"/>
+    <w:rPr>
+      <w:rFonts w:ascii="Courier New" w:eastAsia="Times New Roman" w:hAnsi="Courier New" w:cs="Courier New"/>
+      <w:sz w:val="20"/>
+      <w:szCs w:val="20"/>
+    </w:rPr>
+  </w:style>
 </w:styles>
 </file>
 

--- a/EECS_738_machine_learning/mid_term/Mid Term.docx
+++ b/EECS_738_machine_learning/mid_term/Mid Term.docx
@@ -513,16 +513,379 @@
       </w:r>
     </w:p>
     <w:p>
-      <w:r>
-        <w:t>[architecture]</w:t>
-      </w:r>
-    </w:p>
-    <w:p>
-      <w:r>
-        <w:t>which contains [] dense layers with [] neurons and ReLU activation, dropout layers with rate of [], and an output layer with sigmoid activation since it’s a binary classification.</w:t>
-      </w:r>
-      <w:r>
-        <w:t xml:space="preserve"> A binary cross entropy loss is applied here, together with an Adadelta optimizer that smartly finds the optimal gradient with a learning rate of [].</w:t>
+      <w:pPr>
+        <w:pStyle w:val="HTMLPreformatted"/>
+        <w:shd w:val="clear" w:color="auto" w:fill="FFFFFF"/>
+        <w:wordWrap w:val="0"/>
+        <w:textAlignment w:val="baseline"/>
+        <w:rPr>
+          <w:color w:val="000000"/>
+          <w:sz w:val="21"/>
+          <w:szCs w:val="21"/>
+        </w:rPr>
+      </w:pPr>
+      <w:r>
+        <w:rPr>
+          <w:color w:val="000000"/>
+          <w:sz w:val="21"/>
+          <w:szCs w:val="21"/>
+        </w:rPr>
+        <w:t>_________________________________________________________________</w:t>
+      </w:r>
+    </w:p>
+    <w:p>
+      <w:pPr>
+        <w:pStyle w:val="HTMLPreformatted"/>
+        <w:shd w:val="clear" w:color="auto" w:fill="FFFFFF"/>
+        <w:wordWrap w:val="0"/>
+        <w:textAlignment w:val="baseline"/>
+        <w:rPr>
+          <w:color w:val="000000"/>
+          <w:sz w:val="21"/>
+          <w:szCs w:val="21"/>
+        </w:rPr>
+      </w:pPr>
+      <w:r>
+        <w:rPr>
+          <w:color w:val="000000"/>
+          <w:sz w:val="21"/>
+          <w:szCs w:val="21"/>
+        </w:rPr>
+        <w:t xml:space="preserve">Layer (type)                 Output Shape              Param #   </w:t>
+      </w:r>
+    </w:p>
+    <w:p>
+      <w:pPr>
+        <w:pStyle w:val="HTMLPreformatted"/>
+        <w:shd w:val="clear" w:color="auto" w:fill="FFFFFF"/>
+        <w:wordWrap w:val="0"/>
+        <w:textAlignment w:val="baseline"/>
+        <w:rPr>
+          <w:color w:val="000000"/>
+          <w:sz w:val="21"/>
+          <w:szCs w:val="21"/>
+        </w:rPr>
+      </w:pPr>
+      <w:r>
+        <w:rPr>
+          <w:color w:val="000000"/>
+          <w:sz w:val="21"/>
+          <w:szCs w:val="21"/>
+        </w:rPr>
+        <w:t>=================================================================</w:t>
+      </w:r>
+    </w:p>
+    <w:p>
+      <w:pPr>
+        <w:pStyle w:val="HTMLPreformatted"/>
+        <w:shd w:val="clear" w:color="auto" w:fill="FFFFFF"/>
+        <w:wordWrap w:val="0"/>
+        <w:textAlignment w:val="baseline"/>
+        <w:rPr>
+          <w:color w:val="000000"/>
+          <w:sz w:val="21"/>
+          <w:szCs w:val="21"/>
+        </w:rPr>
+      </w:pPr>
+      <w:r>
+        <w:rPr>
+          <w:color w:val="000000"/>
+          <w:sz w:val="21"/>
+          <w:szCs w:val="21"/>
+        </w:rPr>
+        <w:t xml:space="preserve">dense_20 (Dense)             (None, 400)               14000     </w:t>
+      </w:r>
+    </w:p>
+    <w:p>
+      <w:pPr>
+        <w:pStyle w:val="HTMLPreformatted"/>
+        <w:shd w:val="clear" w:color="auto" w:fill="FFFFFF"/>
+        <w:wordWrap w:val="0"/>
+        <w:textAlignment w:val="baseline"/>
+        <w:rPr>
+          <w:color w:val="000000"/>
+          <w:sz w:val="21"/>
+          <w:szCs w:val="21"/>
+        </w:rPr>
+      </w:pPr>
+      <w:r>
+        <w:rPr>
+          <w:color w:val="000000"/>
+          <w:sz w:val="21"/>
+          <w:szCs w:val="21"/>
+        </w:rPr>
+        <w:t>_________________________________________________________________</w:t>
+      </w:r>
+    </w:p>
+    <w:p>
+      <w:pPr>
+        <w:pStyle w:val="HTMLPreformatted"/>
+        <w:shd w:val="clear" w:color="auto" w:fill="FFFFFF"/>
+        <w:wordWrap w:val="0"/>
+        <w:textAlignment w:val="baseline"/>
+        <w:rPr>
+          <w:color w:val="000000"/>
+          <w:sz w:val="21"/>
+          <w:szCs w:val="21"/>
+        </w:rPr>
+      </w:pPr>
+      <w:r>
+        <w:rPr>
+          <w:color w:val="000000"/>
+          <w:sz w:val="21"/>
+          <w:szCs w:val="21"/>
+        </w:rPr>
+        <w:t xml:space="preserve">dropout_20 (Dropout)         (None, 400)               0         </w:t>
+      </w:r>
+    </w:p>
+    <w:p>
+      <w:pPr>
+        <w:pStyle w:val="HTMLPreformatted"/>
+        <w:shd w:val="clear" w:color="auto" w:fill="FFFFFF"/>
+        <w:wordWrap w:val="0"/>
+        <w:textAlignment w:val="baseline"/>
+        <w:rPr>
+          <w:color w:val="000000"/>
+          <w:sz w:val="21"/>
+          <w:szCs w:val="21"/>
+        </w:rPr>
+      </w:pPr>
+      <w:r>
+        <w:rPr>
+          <w:color w:val="000000"/>
+          <w:sz w:val="21"/>
+          <w:szCs w:val="21"/>
+        </w:rPr>
+        <w:t>_________________________________________________________________</w:t>
+      </w:r>
+    </w:p>
+    <w:p>
+      <w:pPr>
+        <w:pStyle w:val="HTMLPreformatted"/>
+        <w:shd w:val="clear" w:color="auto" w:fill="FFFFFF"/>
+        <w:wordWrap w:val="0"/>
+        <w:textAlignment w:val="baseline"/>
+        <w:rPr>
+          <w:color w:val="000000"/>
+          <w:sz w:val="21"/>
+          <w:szCs w:val="21"/>
+        </w:rPr>
+      </w:pPr>
+      <w:r>
+        <w:rPr>
+          <w:color w:val="000000"/>
+          <w:sz w:val="21"/>
+          <w:szCs w:val="21"/>
+        </w:rPr>
+        <w:t xml:space="preserve">dense_21 (Dense)             (None, 400)               160400    </w:t>
+      </w:r>
+    </w:p>
+    <w:p>
+      <w:pPr>
+        <w:pStyle w:val="HTMLPreformatted"/>
+        <w:shd w:val="clear" w:color="auto" w:fill="FFFFFF"/>
+        <w:wordWrap w:val="0"/>
+        <w:textAlignment w:val="baseline"/>
+        <w:rPr>
+          <w:color w:val="000000"/>
+          <w:sz w:val="21"/>
+          <w:szCs w:val="21"/>
+        </w:rPr>
+      </w:pPr>
+      <w:r>
+        <w:rPr>
+          <w:color w:val="000000"/>
+          <w:sz w:val="21"/>
+          <w:szCs w:val="21"/>
+        </w:rPr>
+        <w:lastRenderedPageBreak/>
+        <w:t>_________________________________________________________________</w:t>
+      </w:r>
+    </w:p>
+    <w:p>
+      <w:pPr>
+        <w:pStyle w:val="HTMLPreformatted"/>
+        <w:shd w:val="clear" w:color="auto" w:fill="FFFFFF"/>
+        <w:wordWrap w:val="0"/>
+        <w:textAlignment w:val="baseline"/>
+        <w:rPr>
+          <w:color w:val="000000"/>
+          <w:sz w:val="21"/>
+          <w:szCs w:val="21"/>
+        </w:rPr>
+      </w:pPr>
+      <w:r>
+        <w:rPr>
+          <w:color w:val="000000"/>
+          <w:sz w:val="21"/>
+          <w:szCs w:val="21"/>
+        </w:rPr>
+        <w:t xml:space="preserve">dense_22 (Dense)             (None, 400)               160400    </w:t>
+      </w:r>
+    </w:p>
+    <w:p>
+      <w:pPr>
+        <w:pStyle w:val="HTMLPreformatted"/>
+        <w:shd w:val="clear" w:color="auto" w:fill="FFFFFF"/>
+        <w:wordWrap w:val="0"/>
+        <w:textAlignment w:val="baseline"/>
+        <w:rPr>
+          <w:color w:val="000000"/>
+          <w:sz w:val="21"/>
+          <w:szCs w:val="21"/>
+        </w:rPr>
+      </w:pPr>
+      <w:r>
+        <w:rPr>
+          <w:color w:val="000000"/>
+          <w:sz w:val="21"/>
+          <w:szCs w:val="21"/>
+        </w:rPr>
+        <w:t>_________________________________________________________________</w:t>
+      </w:r>
+    </w:p>
+    <w:p>
+      <w:pPr>
+        <w:pStyle w:val="HTMLPreformatted"/>
+        <w:shd w:val="clear" w:color="auto" w:fill="FFFFFF"/>
+        <w:wordWrap w:val="0"/>
+        <w:textAlignment w:val="baseline"/>
+        <w:rPr>
+          <w:color w:val="000000"/>
+          <w:sz w:val="21"/>
+          <w:szCs w:val="21"/>
+        </w:rPr>
+      </w:pPr>
+      <w:r>
+        <w:rPr>
+          <w:color w:val="000000"/>
+          <w:sz w:val="21"/>
+          <w:szCs w:val="21"/>
+        </w:rPr>
+        <w:t xml:space="preserve">score_output (Dense)         (None, 1)                 401       </w:t>
+      </w:r>
+    </w:p>
+    <w:p>
+      <w:pPr>
+        <w:pStyle w:val="HTMLPreformatted"/>
+        <w:shd w:val="clear" w:color="auto" w:fill="FFFFFF"/>
+        <w:wordWrap w:val="0"/>
+        <w:textAlignment w:val="baseline"/>
+        <w:rPr>
+          <w:color w:val="000000"/>
+          <w:sz w:val="21"/>
+          <w:szCs w:val="21"/>
+        </w:rPr>
+      </w:pPr>
+      <w:r>
+        <w:rPr>
+          <w:color w:val="000000"/>
+          <w:sz w:val="21"/>
+          <w:szCs w:val="21"/>
+        </w:rPr>
+        <w:t>=================================================================</w:t>
+      </w:r>
+    </w:p>
+    <w:p>
+      <w:pPr>
+        <w:pStyle w:val="HTMLPreformatted"/>
+        <w:shd w:val="clear" w:color="auto" w:fill="FFFFFF"/>
+        <w:wordWrap w:val="0"/>
+        <w:textAlignment w:val="baseline"/>
+        <w:rPr>
+          <w:color w:val="000000"/>
+          <w:sz w:val="21"/>
+          <w:szCs w:val="21"/>
+        </w:rPr>
+      </w:pPr>
+      <w:r>
+        <w:rPr>
+          <w:color w:val="000000"/>
+          <w:sz w:val="21"/>
+          <w:szCs w:val="21"/>
+        </w:rPr>
+        <w:t>Total params: 335,201</w:t>
+      </w:r>
+    </w:p>
+    <w:p>
+      <w:pPr>
+        <w:pStyle w:val="HTMLPreformatted"/>
+        <w:shd w:val="clear" w:color="auto" w:fill="FFFFFF"/>
+        <w:wordWrap w:val="0"/>
+        <w:textAlignment w:val="baseline"/>
+        <w:rPr>
+          <w:color w:val="000000"/>
+          <w:sz w:val="21"/>
+          <w:szCs w:val="21"/>
+        </w:rPr>
+      </w:pPr>
+      <w:r>
+        <w:rPr>
+          <w:color w:val="000000"/>
+          <w:sz w:val="21"/>
+          <w:szCs w:val="21"/>
+        </w:rPr>
+        <w:t>Trainable params: 335,201</w:t>
+      </w:r>
+    </w:p>
+    <w:p>
+      <w:pPr>
+        <w:pStyle w:val="HTMLPreformatted"/>
+        <w:shd w:val="clear" w:color="auto" w:fill="FFFFFF"/>
+        <w:wordWrap w:val="0"/>
+        <w:textAlignment w:val="baseline"/>
+        <w:rPr>
+          <w:color w:val="000000"/>
+          <w:sz w:val="21"/>
+          <w:szCs w:val="21"/>
+        </w:rPr>
+      </w:pPr>
+      <w:r>
+        <w:rPr>
+          <w:color w:val="000000"/>
+          <w:sz w:val="21"/>
+          <w:szCs w:val="21"/>
+        </w:rPr>
+        <w:t>Non-trainable params: 0</w:t>
+      </w:r>
+    </w:p>
+    <w:p/>
+    <w:p>
+      <w:r>
+        <w:t xml:space="preserve">which contains </w:t>
+      </w:r>
+      <w:r>
+        <w:t>3</w:t>
+      </w:r>
+      <w:r>
+        <w:t xml:space="preserve"> dense layers with </w:t>
+      </w:r>
+      <w:r>
+        <w:t>400</w:t>
+      </w:r>
+      <w:r>
+        <w:t xml:space="preserve"> neurons and ReLU activation, dropout layers with rate of </w:t>
+      </w:r>
+      <w:r>
+        <w:t>0.1</w:t>
+      </w:r>
+      <w:r>
+        <w:t>, and an output layer with sigmoid activation since it’s a binary classification.</w:t>
+      </w:r>
+      <w:r>
+        <w:t xml:space="preserve"> A binary cross entropy loss is applied here, together with a </w:t>
+      </w:r>
+      <w:r>
+        <w:t>SGD</w:t>
+      </w:r>
+      <w:r>
+        <w:t xml:space="preserve"> optimizer with a learning rate of </w:t>
+      </w:r>
+      <w:r>
+        <w:t>1e-4</w:t>
+      </w:r>
+      <w:r>
+        <w:t>.</w:t>
       </w:r>
     </w:p>
     <w:p>
@@ -532,7 +895,6 @@
     </w:p>
     <w:p>
       <w:r>
-        <w:lastRenderedPageBreak/>
         <w:t>Q3.</w:t>
       </w:r>
     </w:p>
@@ -541,7 +903,13 @@
         <w:t>The gradient boosting classifier</w:t>
       </w:r>
       <w:r>
-        <w:t xml:space="preserve"> outputs an accuracy of [] on the test set</w:t>
+        <w:t xml:space="preserve"> outputs an accuracy of </w:t>
+      </w:r>
+      <w:r>
+        <w:t>.613</w:t>
+      </w:r>
+      <w:r>
+        <w:t xml:space="preserve"> on the test set</w:t>
       </w:r>
       <w:r>
         <w:t>, and the confusion matrix is as below:</w:t>
@@ -878,23 +1246,339 @@
     <w:p/>
     <w:p>
       <w:r>
-        <w:t>The neural network in general outputs and accuracy of [] on the test set, with the confusion matrix as below:</w:t>
-      </w:r>
-    </w:p>
-    <w:p>
-      <w:r>
-        <w:t>[confusion matrix]</w:t>
-      </w:r>
-    </w:p>
-    <w:p>
-      <w:r>
-        <w:t>[sensitivity, specificity]</w:t>
-      </w:r>
-    </w:p>
-    <w:p/>
-    <w:p>
-      <w:r>
-        <w:t>[comparison, preference]</w:t>
+        <w:t xml:space="preserve">The neural network in general outputs and accuracy of </w:t>
+      </w:r>
+      <w:r>
+        <w:t>.588</w:t>
+      </w:r>
+      <w:r>
+        <w:t xml:space="preserve"> on the test set, with the confusion matrix as below:</w:t>
+      </w:r>
+    </w:p>
+    <w:tbl>
+      <w:tblPr>
+        <w:tblStyle w:val="TableGrid"/>
+        <w:tblW w:w="9010" w:type="dxa"/>
+        <w:tblBorders>
+          <w:top w:val="none" w:sz="0" w:space="0" w:color="auto"/>
+          <w:left w:val="none" w:sz="0" w:space="0" w:color="auto"/>
+          <w:bottom w:val="none" w:sz="0" w:space="0" w:color="auto"/>
+          <w:right w:val="none" w:sz="0" w:space="0" w:color="auto"/>
+          <w:insideH w:val="none" w:sz="0" w:space="0" w:color="auto"/>
+          <w:insideV w:val="none" w:sz="0" w:space="0" w:color="auto"/>
+        </w:tblBorders>
+        <w:tblLook w:val="04A0" w:firstRow="1" w:lastRow="0" w:firstColumn="1" w:lastColumn="0" w:noHBand="0" w:noVBand="1"/>
+      </w:tblPr>
+      <w:tblGrid>
+        <w:gridCol w:w="4505"/>
+        <w:gridCol w:w="4505"/>
+      </w:tblGrid>
+      <w:tr>
+        <w:tc>
+          <w:tcPr>
+            <w:tcW w:w="4505" w:type="dxa"/>
+            <w:vAlign w:val="center"/>
+          </w:tcPr>
+          <w:p>
+            <w:pPr>
+              <w:pStyle w:val="HTMLPreformatted"/>
+              <w:shd w:val="clear" w:color="auto" w:fill="FFFFFF"/>
+              <w:wordWrap w:val="0"/>
+              <w:jc w:val="center"/>
+              <w:textAlignment w:val="baseline"/>
+              <w:rPr>
+                <w:color w:val="000000"/>
+                <w:sz w:val="21"/>
+                <w:szCs w:val="21"/>
+              </w:rPr>
+            </w:pPr>
+          </w:p>
+          <w:p>
+            <w:pPr>
+              <w:pStyle w:val="HTMLPreformatted"/>
+              <w:shd w:val="clear" w:color="auto" w:fill="FFFFFF"/>
+              <w:wordWrap w:val="0"/>
+              <w:jc w:val="center"/>
+              <w:textAlignment w:val="baseline"/>
+              <w:rPr>
+                <w:color w:val="000000"/>
+                <w:sz w:val="21"/>
+                <w:szCs w:val="21"/>
+              </w:rPr>
+            </w:pPr>
+            <w:r>
+              <w:rPr>
+                <w:color w:val="000000"/>
+                <w:sz w:val="21"/>
+                <w:szCs w:val="21"/>
+              </w:rPr>
+              <w:t>[[2</w:t>
+            </w:r>
+            <w:r>
+              <w:rPr>
+                <w:color w:val="000000"/>
+                <w:sz w:val="21"/>
+                <w:szCs w:val="21"/>
+              </w:rPr>
+              <w:t>78</w:t>
+            </w:r>
+            <w:r>
+              <w:rPr>
+                <w:color w:val="000000"/>
+                <w:sz w:val="21"/>
+                <w:szCs w:val="21"/>
+              </w:rPr>
+              <w:t xml:space="preserve"> 2</w:t>
+            </w:r>
+            <w:r>
+              <w:rPr>
+                <w:color w:val="000000"/>
+                <w:sz w:val="21"/>
+                <w:szCs w:val="21"/>
+              </w:rPr>
+              <w:t>14</w:t>
+            </w:r>
+            <w:r>
+              <w:rPr>
+                <w:color w:val="000000"/>
+                <w:sz w:val="21"/>
+                <w:szCs w:val="21"/>
+              </w:rPr>
+              <w:t>]</w:t>
+            </w:r>
+          </w:p>
+          <w:p>
+            <w:pPr>
+              <w:pStyle w:val="HTMLPreformatted"/>
+              <w:shd w:val="clear" w:color="auto" w:fill="FFFFFF"/>
+              <w:wordWrap w:val="0"/>
+              <w:jc w:val="center"/>
+              <w:textAlignment w:val="baseline"/>
+              <w:rPr>
+                <w:color w:val="000000"/>
+                <w:sz w:val="21"/>
+                <w:szCs w:val="21"/>
+              </w:rPr>
+            </w:pPr>
+            <w:r>
+              <w:rPr>
+                <w:color w:val="000000"/>
+                <w:sz w:val="21"/>
+                <w:szCs w:val="21"/>
+              </w:rPr>
+              <w:t>[1</w:t>
+            </w:r>
+            <w:r>
+              <w:rPr>
+                <w:color w:val="000000"/>
+                <w:sz w:val="21"/>
+                <w:szCs w:val="21"/>
+              </w:rPr>
+              <w:t>9</w:t>
+            </w:r>
+            <w:r>
+              <w:rPr>
+                <w:color w:val="000000"/>
+                <w:sz w:val="21"/>
+                <w:szCs w:val="21"/>
+              </w:rPr>
+              <w:t>8 31</w:t>
+            </w:r>
+            <w:r>
+              <w:rPr>
+                <w:color w:val="000000"/>
+                <w:sz w:val="21"/>
+                <w:szCs w:val="21"/>
+              </w:rPr>
+              <w:t>0</w:t>
+            </w:r>
+            <w:r>
+              <w:rPr>
+                <w:color w:val="000000"/>
+                <w:sz w:val="21"/>
+                <w:szCs w:val="21"/>
+              </w:rPr>
+              <w:t>]]</w:t>
+            </w:r>
+          </w:p>
+          <w:p>
+            <w:pPr>
+              <w:jc w:val="center"/>
+            </w:pPr>
+          </w:p>
+        </w:tc>
+        <w:tc>
+          <w:tcPr>
+            <w:tcW w:w="4505" w:type="dxa"/>
+          </w:tcPr>
+          <w:p>
+            <w:pPr>
+              <w:pStyle w:val="HTMLPreformatted"/>
+              <w:shd w:val="clear" w:color="auto" w:fill="FFFFFF"/>
+              <w:wordWrap w:val="0"/>
+              <w:textAlignment w:val="baseline"/>
+              <w:rPr>
+                <w:color w:val="000000"/>
+                <w:sz w:val="21"/>
+                <w:szCs w:val="21"/>
+              </w:rPr>
+            </w:pPr>
+            <w:r>
+              <w:rPr>
+                <w:color w:val="000000"/>
+                <w:sz w:val="21"/>
+                <w:szCs w:val="21"/>
+              </w:rPr>
+              <w:t xml:space="preserve">       sensitivity  specificity</w:t>
+            </w:r>
+          </w:p>
+          <w:p>
+            <w:pPr>
+              <w:pStyle w:val="HTMLPreformatted"/>
+              <w:shd w:val="clear" w:color="auto" w:fill="FFFFFF"/>
+              <w:wordWrap w:val="0"/>
+              <w:textAlignment w:val="baseline"/>
+              <w:rPr>
+                <w:color w:val="000000"/>
+                <w:sz w:val="21"/>
+                <w:szCs w:val="21"/>
+              </w:rPr>
+            </w:pPr>
+            <w:r>
+              <w:rPr>
+                <w:color w:val="000000"/>
+                <w:sz w:val="21"/>
+                <w:szCs w:val="21"/>
+              </w:rPr>
+              <w:t xml:space="preserve">label                          </w:t>
+            </w:r>
+          </w:p>
+          <w:p>
+            <w:pPr>
+              <w:pStyle w:val="HTMLPreformatted"/>
+              <w:shd w:val="clear" w:color="auto" w:fill="FFFFFF"/>
+              <w:wordWrap w:val="0"/>
+              <w:textAlignment w:val="baseline"/>
+              <w:rPr>
+                <w:color w:val="000000"/>
+                <w:sz w:val="21"/>
+                <w:szCs w:val="21"/>
+              </w:rPr>
+            </w:pPr>
+            <w:r>
+              <w:rPr>
+                <w:color w:val="000000"/>
+                <w:sz w:val="21"/>
+                <w:szCs w:val="21"/>
+              </w:rPr>
+              <w:t>0.0       0.5</w:t>
+            </w:r>
+            <w:r>
+              <w:rPr>
+                <w:color w:val="000000"/>
+                <w:sz w:val="21"/>
+                <w:szCs w:val="21"/>
+              </w:rPr>
+              <w:t>65041</w:t>
+            </w:r>
+            <w:r>
+              <w:rPr>
+                <w:color w:val="000000"/>
+                <w:sz w:val="21"/>
+                <w:szCs w:val="21"/>
+              </w:rPr>
+              <w:t xml:space="preserve">    0.6</w:t>
+            </w:r>
+            <w:r>
+              <w:rPr>
+                <w:color w:val="000000"/>
+                <w:sz w:val="21"/>
+                <w:szCs w:val="21"/>
+              </w:rPr>
+              <w:t>10236</w:t>
+            </w:r>
+          </w:p>
+          <w:p>
+            <w:pPr>
+              <w:pStyle w:val="HTMLPreformatted"/>
+              <w:shd w:val="clear" w:color="auto" w:fill="FFFFFF"/>
+              <w:wordWrap w:val="0"/>
+              <w:textAlignment w:val="baseline"/>
+              <w:rPr>
+                <w:color w:val="000000"/>
+                <w:sz w:val="21"/>
+                <w:szCs w:val="21"/>
+              </w:rPr>
+            </w:pPr>
+            <w:r>
+              <w:rPr>
+                <w:color w:val="000000"/>
+                <w:sz w:val="21"/>
+                <w:szCs w:val="21"/>
+              </w:rPr>
+              <w:t>1.0       0.</w:t>
+            </w:r>
+            <w:r>
+              <w:rPr>
+                <w:color w:val="000000"/>
+                <w:sz w:val="21"/>
+                <w:szCs w:val="21"/>
+              </w:rPr>
+              <w:t>610236</w:t>
+            </w:r>
+            <w:r>
+              <w:rPr>
+                <w:color w:val="000000"/>
+                <w:sz w:val="21"/>
+                <w:szCs w:val="21"/>
+              </w:rPr>
+              <w:t xml:space="preserve">    0.5</w:t>
+            </w:r>
+            <w:r>
+              <w:rPr>
+                <w:color w:val="000000"/>
+                <w:sz w:val="21"/>
+                <w:szCs w:val="21"/>
+              </w:rPr>
+              <w:t>65041</w:t>
+            </w:r>
+          </w:p>
+        </w:tc>
+      </w:tr>
+    </w:tbl>
+    <w:p>
+      <w:r>
+        <w:t>Compared with decision trees</w:t>
+      </w:r>
+      <w:r>
+        <w:t xml:space="preserve">, this neural network performs </w:t>
+      </w:r>
+      <w:r>
+        <w:t>4.1%</w:t>
+      </w:r>
+      <w:r>
+        <w:t xml:space="preserve"> worse</w:t>
+      </w:r>
+      <w:r>
+        <w:t>. The sensitivity on class 0 and class 1 declined by 1.7% and 6.6% respectively.</w:t>
+      </w:r>
+      <w:r>
+        <w:t xml:space="preserve"> From the confusion matrix, it could be observed that the NN </w:t>
+      </w:r>
+      <w:r>
+        <w:t>underperforms due to</w:t>
+      </w:r>
+      <w:r>
+        <w:t xml:space="preserve"> more false negative</w:t>
+      </w:r>
+      <w:r>
+        <w:t>s</w:t>
+      </w:r>
+      <w:r>
+        <w:t xml:space="preserve"> on class 0</w:t>
+      </w:r>
+      <w:r>
+        <w:t>. More sample trainings on class 0 could further improve its performance.</w:t>
       </w:r>
     </w:p>
     <w:p/>
@@ -1142,11 +1826,307 @@
         <w:t>, and the confusion matrix changes to:</w:t>
       </w:r>
     </w:p>
-    <w:p>
-      <w:r>
-        <w:t>[confusion matrix]</w:t>
-      </w:r>
-    </w:p>
+    <w:tbl>
+      <w:tblPr>
+        <w:tblStyle w:val="TableGrid"/>
+        <w:tblW w:w="0" w:type="auto"/>
+        <w:tblBorders>
+          <w:top w:val="none" w:sz="0" w:space="0" w:color="auto"/>
+          <w:left w:val="none" w:sz="0" w:space="0" w:color="auto"/>
+          <w:bottom w:val="none" w:sz="0" w:space="0" w:color="auto"/>
+          <w:right w:val="none" w:sz="0" w:space="0" w:color="auto"/>
+          <w:insideH w:val="none" w:sz="0" w:space="0" w:color="auto"/>
+          <w:insideV w:val="none" w:sz="0" w:space="0" w:color="auto"/>
+        </w:tblBorders>
+        <w:tblLook w:val="04A0" w:firstRow="1" w:lastRow="0" w:firstColumn="1" w:lastColumn="0" w:noHBand="0" w:noVBand="1"/>
+      </w:tblPr>
+      <w:tblGrid>
+        <w:gridCol w:w="4505"/>
+        <w:gridCol w:w="4505"/>
+      </w:tblGrid>
+      <w:tr>
+        <w:tc>
+          <w:tcPr>
+            <w:tcW w:w="4505" w:type="dxa"/>
+          </w:tcPr>
+          <w:p>
+            <w:pPr>
+              <w:shd w:val="clear" w:color="auto" w:fill="FFFFFF"/>
+              <w:tabs>
+                <w:tab w:val="left" w:pos="916"/>
+                <w:tab w:val="left" w:pos="1832"/>
+                <w:tab w:val="left" w:pos="2748"/>
+                <w:tab w:val="left" w:pos="3664"/>
+                <w:tab w:val="left" w:pos="4580"/>
+                <w:tab w:val="left" w:pos="5496"/>
+                <w:tab w:val="left" w:pos="6412"/>
+                <w:tab w:val="left" w:pos="7328"/>
+                <w:tab w:val="left" w:pos="8244"/>
+                <w:tab w:val="left" w:pos="9160"/>
+                <w:tab w:val="left" w:pos="10076"/>
+                <w:tab w:val="left" w:pos="10992"/>
+                <w:tab w:val="left" w:pos="11908"/>
+                <w:tab w:val="left" w:pos="12824"/>
+                <w:tab w:val="left" w:pos="13740"/>
+                <w:tab w:val="left" w:pos="14656"/>
+              </w:tabs>
+              <w:wordWrap w:val="0"/>
+              <w:jc w:val="center"/>
+              <w:textAlignment w:val="baseline"/>
+              <w:rPr>
+                <w:rFonts w:ascii="Courier New" w:eastAsia="Times New Roman" w:hAnsi="Courier New" w:cs="Courier New"/>
+                <w:color w:val="000000"/>
+                <w:sz w:val="21"/>
+                <w:szCs w:val="21"/>
+              </w:rPr>
+            </w:pPr>
+          </w:p>
+          <w:p>
+            <w:pPr>
+              <w:shd w:val="clear" w:color="auto" w:fill="FFFFFF"/>
+              <w:tabs>
+                <w:tab w:val="left" w:pos="916"/>
+                <w:tab w:val="left" w:pos="1832"/>
+                <w:tab w:val="left" w:pos="2748"/>
+                <w:tab w:val="left" w:pos="3664"/>
+                <w:tab w:val="left" w:pos="4580"/>
+                <w:tab w:val="left" w:pos="5496"/>
+                <w:tab w:val="left" w:pos="6412"/>
+                <w:tab w:val="left" w:pos="7328"/>
+                <w:tab w:val="left" w:pos="8244"/>
+                <w:tab w:val="left" w:pos="9160"/>
+                <w:tab w:val="left" w:pos="10076"/>
+                <w:tab w:val="left" w:pos="10992"/>
+                <w:tab w:val="left" w:pos="11908"/>
+                <w:tab w:val="left" w:pos="12824"/>
+                <w:tab w:val="left" w:pos="13740"/>
+                <w:tab w:val="left" w:pos="14656"/>
+              </w:tabs>
+              <w:wordWrap w:val="0"/>
+              <w:jc w:val="center"/>
+              <w:textAlignment w:val="baseline"/>
+              <w:rPr>
+                <w:rFonts w:ascii="Courier New" w:eastAsia="Times New Roman" w:hAnsi="Courier New" w:cs="Courier New"/>
+                <w:color w:val="000000"/>
+                <w:sz w:val="21"/>
+                <w:szCs w:val="21"/>
+              </w:rPr>
+            </w:pPr>
+            <w:r>
+              <w:rPr>
+                <w:rFonts w:ascii="Courier New" w:eastAsia="Times New Roman" w:hAnsi="Courier New" w:cs="Courier New"/>
+                <w:color w:val="000000"/>
+                <w:sz w:val="21"/>
+                <w:szCs w:val="21"/>
+              </w:rPr>
+              <w:t>[[</w:t>
+            </w:r>
+            <w:r>
+              <w:rPr>
+                <w:rFonts w:ascii="Courier New" w:eastAsia="Times New Roman" w:hAnsi="Courier New" w:cs="Courier New"/>
+                <w:color w:val="000000"/>
+                <w:sz w:val="21"/>
+                <w:szCs w:val="21"/>
+              </w:rPr>
+              <w:t>437</w:t>
+            </w:r>
+            <w:r>
+              <w:rPr>
+                <w:rFonts w:ascii="Courier New" w:eastAsia="Times New Roman" w:hAnsi="Courier New" w:cs="Courier New"/>
+                <w:color w:val="000000"/>
+                <w:sz w:val="21"/>
+                <w:szCs w:val="21"/>
+              </w:rPr>
+              <w:t xml:space="preserve"> </w:t>
+            </w:r>
+            <w:r>
+              <w:rPr>
+                <w:rFonts w:ascii="Courier New" w:eastAsia="Times New Roman" w:hAnsi="Courier New" w:cs="Courier New"/>
+                <w:color w:val="000000"/>
+                <w:sz w:val="21"/>
+                <w:szCs w:val="21"/>
+              </w:rPr>
+              <w:t>78</w:t>
+            </w:r>
+            <w:r>
+              <w:rPr>
+                <w:rFonts w:ascii="Courier New" w:eastAsia="Times New Roman" w:hAnsi="Courier New" w:cs="Courier New"/>
+                <w:color w:val="000000"/>
+                <w:sz w:val="21"/>
+                <w:szCs w:val="21"/>
+              </w:rPr>
+              <w:t>]</w:t>
+            </w:r>
+          </w:p>
+          <w:p>
+            <w:pPr>
+              <w:shd w:val="clear" w:color="auto" w:fill="FFFFFF"/>
+              <w:tabs>
+                <w:tab w:val="left" w:pos="916"/>
+                <w:tab w:val="left" w:pos="1832"/>
+                <w:tab w:val="left" w:pos="2748"/>
+                <w:tab w:val="left" w:pos="3664"/>
+                <w:tab w:val="left" w:pos="4580"/>
+                <w:tab w:val="left" w:pos="5496"/>
+                <w:tab w:val="left" w:pos="6412"/>
+                <w:tab w:val="left" w:pos="7328"/>
+                <w:tab w:val="left" w:pos="8244"/>
+                <w:tab w:val="left" w:pos="9160"/>
+                <w:tab w:val="left" w:pos="10076"/>
+                <w:tab w:val="left" w:pos="10992"/>
+                <w:tab w:val="left" w:pos="11908"/>
+                <w:tab w:val="left" w:pos="12824"/>
+                <w:tab w:val="left" w:pos="13740"/>
+                <w:tab w:val="left" w:pos="14656"/>
+              </w:tabs>
+              <w:wordWrap w:val="0"/>
+              <w:jc w:val="center"/>
+              <w:textAlignment w:val="baseline"/>
+              <w:rPr>
+                <w:rFonts w:ascii="Courier New" w:eastAsia="Times New Roman" w:hAnsi="Courier New" w:cs="Courier New"/>
+                <w:color w:val="000000"/>
+                <w:sz w:val="21"/>
+                <w:szCs w:val="21"/>
+              </w:rPr>
+            </w:pPr>
+            <w:r>
+              <w:rPr>
+                <w:rFonts w:ascii="Courier New" w:eastAsia="Times New Roman" w:hAnsi="Courier New" w:cs="Courier New"/>
+                <w:color w:val="000000"/>
+                <w:sz w:val="21"/>
+                <w:szCs w:val="21"/>
+              </w:rPr>
+              <w:t>[</w:t>
+            </w:r>
+            <w:r>
+              <w:rPr>
+                <w:rFonts w:ascii="Courier New" w:eastAsia="Times New Roman" w:hAnsi="Courier New" w:cs="Courier New"/>
+                <w:color w:val="000000"/>
+                <w:sz w:val="21"/>
+                <w:szCs w:val="21"/>
+              </w:rPr>
+              <w:t>352</w:t>
+            </w:r>
+            <w:r>
+              <w:rPr>
+                <w:rFonts w:ascii="Courier New" w:eastAsia="Times New Roman" w:hAnsi="Courier New" w:cs="Courier New"/>
+                <w:color w:val="000000"/>
+                <w:sz w:val="21"/>
+                <w:szCs w:val="21"/>
+              </w:rPr>
+              <w:t xml:space="preserve"> </w:t>
+            </w:r>
+            <w:r>
+              <w:rPr>
+                <w:rFonts w:ascii="Courier New" w:eastAsia="Times New Roman" w:hAnsi="Courier New" w:cs="Courier New"/>
+                <w:color w:val="000000"/>
+                <w:sz w:val="21"/>
+                <w:szCs w:val="21"/>
+              </w:rPr>
+              <w:t>133</w:t>
+            </w:r>
+            <w:r>
+              <w:rPr>
+                <w:rFonts w:ascii="Courier New" w:eastAsia="Times New Roman" w:hAnsi="Courier New" w:cs="Courier New"/>
+                <w:color w:val="000000"/>
+                <w:sz w:val="21"/>
+                <w:szCs w:val="21"/>
+              </w:rPr>
+              <w:t>]]</w:t>
+            </w:r>
+          </w:p>
+        </w:tc>
+        <w:tc>
+          <w:tcPr>
+            <w:tcW w:w="4505" w:type="dxa"/>
+          </w:tcPr>
+          <w:p>
+            <w:pPr>
+              <w:pStyle w:val="HTMLPreformatted"/>
+              <w:shd w:val="clear" w:color="auto" w:fill="FFFFFF"/>
+              <w:wordWrap w:val="0"/>
+              <w:textAlignment w:val="baseline"/>
+              <w:rPr>
+                <w:color w:val="000000"/>
+                <w:sz w:val="21"/>
+                <w:szCs w:val="21"/>
+              </w:rPr>
+            </w:pPr>
+            <w:r>
+              <w:rPr>
+                <w:color w:val="000000"/>
+                <w:sz w:val="21"/>
+                <w:szCs w:val="21"/>
+              </w:rPr>
+              <w:t xml:space="preserve">       sensitivity  specificity</w:t>
+            </w:r>
+          </w:p>
+          <w:p>
+            <w:pPr>
+              <w:pStyle w:val="HTMLPreformatted"/>
+              <w:shd w:val="clear" w:color="auto" w:fill="FFFFFF"/>
+              <w:wordWrap w:val="0"/>
+              <w:textAlignment w:val="baseline"/>
+              <w:rPr>
+                <w:color w:val="000000"/>
+                <w:sz w:val="21"/>
+                <w:szCs w:val="21"/>
+              </w:rPr>
+            </w:pPr>
+            <w:r>
+              <w:rPr>
+                <w:color w:val="000000"/>
+                <w:sz w:val="21"/>
+                <w:szCs w:val="21"/>
+              </w:rPr>
+              <w:t xml:space="preserve">label                          </w:t>
+            </w:r>
+          </w:p>
+          <w:p>
+            <w:pPr>
+              <w:pStyle w:val="HTMLPreformatted"/>
+              <w:shd w:val="clear" w:color="auto" w:fill="FFFFFF"/>
+              <w:wordWrap w:val="0"/>
+              <w:textAlignment w:val="baseline"/>
+              <w:rPr>
+                <w:color w:val="000000"/>
+                <w:sz w:val="21"/>
+                <w:szCs w:val="21"/>
+              </w:rPr>
+            </w:pPr>
+            <w:r>
+              <w:rPr>
+                <w:color w:val="000000"/>
+                <w:sz w:val="21"/>
+                <w:szCs w:val="21"/>
+              </w:rPr>
+              <w:t>0.0       0.574757    0.653608</w:t>
+            </w:r>
+          </w:p>
+          <w:p>
+            <w:pPr>
+              <w:pStyle w:val="HTMLPreformatted"/>
+              <w:shd w:val="clear" w:color="auto" w:fill="FFFFFF"/>
+              <w:wordWrap w:val="0"/>
+              <w:textAlignment w:val="baseline"/>
+              <w:rPr>
+                <w:color w:val="000000"/>
+                <w:sz w:val="21"/>
+                <w:szCs w:val="21"/>
+              </w:rPr>
+            </w:pPr>
+            <w:r>
+              <w:rPr>
+                <w:color w:val="000000"/>
+                <w:sz w:val="21"/>
+                <w:szCs w:val="21"/>
+              </w:rPr>
+              <w:t>1.0       0.653608    0.574757</w:t>
+            </w:r>
+          </w:p>
+        </w:tc>
+      </w:tr>
+    </w:tbl>
     <w:p/>
     <w:sectPr>
       <w:pgSz w:w="11900" w:h="16840"/>

--- a/EECS_738_machine_learning/mid_term/Mid Term.docx
+++ b/EECS_738_machine_learning/mid_term/Mid Term.docx
@@ -59,6 +59,9 @@
     </w:p>
     <w:p>
       <w:r>
+        <w:rPr>
+          <w:noProof/>
+        </w:rPr>
         <w:drawing>
           <wp:inline distT="0" distB="0" distL="0" distR="0" wp14:anchorId="36914C8E" wp14:editId="582C952F">
             <wp:extent cx="2472907" cy="873760"/>
@@ -117,10 +120,7 @@
         <w:t xml:space="preserve">is </w:t>
       </w:r>
       <w:r>
-        <w:t>column missed</w:t>
-      </w:r>
-      <w:r>
-        <w:t xml:space="preserve"> 74% of overall data so it is purged.</w:t>
+        <w:t>column missed 74% of overall data so it is purged.</w:t>
       </w:r>
     </w:p>
     <w:p>
@@ -144,13 +144,7 @@
         <w:t>A</w:t>
       </w:r>
       <w:r>
-        <w:t xml:space="preserve">ll missing values, </w:t>
-      </w:r>
-      <w:r>
-        <w:t>together with the original ‘unknown’</w:t>
-      </w:r>
-      <w:r>
-        <w:t xml:space="preserve"> are imputed with string ‘missing’</w:t>
+        <w:t>ll missing values, together with the original ‘unknown’ are imputed with string ‘missing’</w:t>
       </w:r>
       <w:r>
         <w:t>. M</w:t>
@@ -307,13 +301,7 @@
         <w:t xml:space="preserve"> is selected</w:t>
       </w:r>
       <w:r>
-        <w:t xml:space="preserve"> since it would be easier to</w:t>
-      </w:r>
-      <w:r>
-        <w:t xml:space="preserve"> customize the weight ourselves</w:t>
-      </w:r>
-      <w:r>
-        <w:t>.</w:t>
+        <w:t xml:space="preserve"> since it would be easier to customize the weight ourselves.</w:t>
       </w:r>
     </w:p>
     <w:p>
@@ -1778,49 +1766,65 @@
       </w:tr>
     </w:tbl>
     <w:p>
-      <w:r>
-        <w:t xml:space="preserve">The Gradient Boosting classifier </w:t>
-      </w:r>
-      <w:r>
-        <w:t>enables</w:t>
-      </w:r>
-      <w:r>
-        <w:t xml:space="preserve"> a customizable interface for a self defined loss function</w:t>
-      </w:r>
-      <w:r>
-        <w:t xml:space="preserve">, which requires overriding the gradient and hessian returned for the </w:t>
-      </w:r>
-      <w:r>
-        <w:t>objective</w:t>
-      </w:r>
-      <w:r>
-        <w:t xml:space="preserve"> interface</w:t>
-      </w:r>
-      <w:r>
-        <w:t xml:space="preserve"> </w:t>
-      </w:r>
-      <w:r>
-        <w:t xml:space="preserve">enabled </w:t>
-      </w:r>
-      <w:r>
-        <w:t>by XGBoost</w:t>
+      <w:pPr>
+        <w:rPr>
+          <w:lang w:val="en-US"/>
+        </w:rPr>
+      </w:pPr>
+      <w:r>
+        <w:rPr>
+          <w:lang w:val="en-US"/>
+        </w:rPr>
+        <w:t xml:space="preserve">Keras supports </w:t>
+      </w:r>
+      <w:proofErr w:type="spellStart"/>
+      <w:r>
+        <w:rPr>
+          <w:lang w:val="en-US"/>
+        </w:rPr>
+        <w:t>self customized</w:t>
+      </w:r>
+      <w:proofErr w:type="spellEnd"/>
+      <w:r>
+        <w:rPr>
+          <w:lang w:val="en-US"/>
+        </w:rPr>
+        <w:t xml:space="preserve"> loss function</w:t>
       </w:r>
       <w:r>
         <w:t>.</w:t>
       </w:r>
       <w:r>
-        <w:t xml:space="preserve"> So here, we multiply the given weights to the corresponding gradients to form our customized loss</w:t>
-      </w:r>
-      <w:r>
-        <w:t xml:space="preserve"> to form the updated gradient.</w:t>
-      </w:r>
-    </w:p>
-    <w:p>
-      <w:r>
-        <w:t xml:space="preserve">The updated model adopting this customized loss </w:t>
-      </w:r>
-      <w:r>
-        <w:t>generates an accuracy of []</w:t>
+        <w:rPr>
+          <w:lang w:val="en-US"/>
+        </w:rPr>
+        <w:t xml:space="preserve"> The original binary cross entropy loss is overridden here to include two additional penalties: a weight of 700 on the false negatives and a weight of 100 on the false positives. </w:t>
+      </w:r>
+    </w:p>
+    <w:p>
+      <w:r>
+        <w:rPr>
+          <w:lang w:val="en-US"/>
+        </w:rPr>
+        <w:t xml:space="preserve">A new </w:t>
+      </w:r>
+      <w:r>
+        <w:t>model</w:t>
+      </w:r>
+      <w:r>
+        <w:rPr>
+          <w:lang w:val="en-US"/>
+        </w:rPr>
+        <w:t xml:space="preserve"> with the same architecture, but compiled with the customized loss function is fit on the same training data, which </w:t>
+      </w:r>
+      <w:r>
+        <w:t xml:space="preserve">generates an accuracy of </w:t>
+      </w:r>
+      <w:r>
+        <w:rPr>
+          <w:lang w:val="en-US"/>
+        </w:rPr>
+        <w:t>.547</w:t>
       </w:r>
       <w:r>
         <w:t>, and the confusion matrix changes to:</w:t>
@@ -1883,6 +1887,50 @@
           </w:p>
           <w:p>
             <w:pPr>
+              <w:pStyle w:val="HTMLPreformatted"/>
+              <w:shd w:val="clear" w:color="auto" w:fill="FFFFFF"/>
+              <w:wordWrap w:val="0"/>
+              <w:jc w:val="center"/>
+              <w:textAlignment w:val="baseline"/>
+              <w:rPr>
+                <w:color w:val="000000"/>
+                <w:sz w:val="21"/>
+                <w:szCs w:val="21"/>
+              </w:rPr>
+            </w:pPr>
+            <w:r>
+              <w:rPr>
+                <w:color w:val="000000"/>
+                <w:sz w:val="21"/>
+                <w:szCs w:val="21"/>
+              </w:rPr>
+              <w:t>[[179 313]</w:t>
+            </w:r>
+          </w:p>
+          <w:p>
+            <w:pPr>
+              <w:pStyle w:val="HTMLPreformatted"/>
+              <w:shd w:val="clear" w:color="auto" w:fill="FFFFFF"/>
+              <w:wordWrap w:val="0"/>
+              <w:jc w:val="center"/>
+              <w:textAlignment w:val="baseline"/>
+              <w:rPr>
+                <w:color w:val="000000"/>
+                <w:sz w:val="21"/>
+                <w:szCs w:val="21"/>
+              </w:rPr>
+            </w:pPr>
+            <w:r>
+              <w:rPr>
+                <w:color w:val="000000"/>
+                <w:sz w:val="21"/>
+                <w:szCs w:val="21"/>
+              </w:rPr>
+              <w:t>[140 368]]</w:t>
+            </w:r>
+          </w:p>
+          <w:p>
+            <w:pPr>
               <w:shd w:val="clear" w:color="auto" w:fill="FFFFFF"/>
               <w:tabs>
                 <w:tab w:val="left" w:pos="916"/>
@@ -1912,128 +1960,6 @@
                 <w:szCs w:val="21"/>
               </w:rPr>
             </w:pPr>
-            <w:r>
-              <w:rPr>
-                <w:rFonts w:ascii="Courier New" w:eastAsia="Times New Roman" w:hAnsi="Courier New" w:cs="Courier New"/>
-                <w:color w:val="000000"/>
-                <w:sz w:val="21"/>
-                <w:szCs w:val="21"/>
-              </w:rPr>
-              <w:t>[[</w:t>
-            </w:r>
-            <w:r>
-              <w:rPr>
-                <w:rFonts w:ascii="Courier New" w:eastAsia="Times New Roman" w:hAnsi="Courier New" w:cs="Courier New"/>
-                <w:color w:val="000000"/>
-                <w:sz w:val="21"/>
-                <w:szCs w:val="21"/>
-              </w:rPr>
-              <w:t>437</w:t>
-            </w:r>
-            <w:r>
-              <w:rPr>
-                <w:rFonts w:ascii="Courier New" w:eastAsia="Times New Roman" w:hAnsi="Courier New" w:cs="Courier New"/>
-                <w:color w:val="000000"/>
-                <w:sz w:val="21"/>
-                <w:szCs w:val="21"/>
-              </w:rPr>
-              <w:t xml:space="preserve"> </w:t>
-            </w:r>
-            <w:r>
-              <w:rPr>
-                <w:rFonts w:ascii="Courier New" w:eastAsia="Times New Roman" w:hAnsi="Courier New" w:cs="Courier New"/>
-                <w:color w:val="000000"/>
-                <w:sz w:val="21"/>
-                <w:szCs w:val="21"/>
-              </w:rPr>
-              <w:t>78</w:t>
-            </w:r>
-            <w:r>
-              <w:rPr>
-                <w:rFonts w:ascii="Courier New" w:eastAsia="Times New Roman" w:hAnsi="Courier New" w:cs="Courier New"/>
-                <w:color w:val="000000"/>
-                <w:sz w:val="21"/>
-                <w:szCs w:val="21"/>
-              </w:rPr>
-              <w:t>]</w:t>
-            </w:r>
-          </w:p>
-          <w:p>
-            <w:pPr>
-              <w:shd w:val="clear" w:color="auto" w:fill="FFFFFF"/>
-              <w:tabs>
-                <w:tab w:val="left" w:pos="916"/>
-                <w:tab w:val="left" w:pos="1832"/>
-                <w:tab w:val="left" w:pos="2748"/>
-                <w:tab w:val="left" w:pos="3664"/>
-                <w:tab w:val="left" w:pos="4580"/>
-                <w:tab w:val="left" w:pos="5496"/>
-                <w:tab w:val="left" w:pos="6412"/>
-                <w:tab w:val="left" w:pos="7328"/>
-                <w:tab w:val="left" w:pos="8244"/>
-                <w:tab w:val="left" w:pos="9160"/>
-                <w:tab w:val="left" w:pos="10076"/>
-                <w:tab w:val="left" w:pos="10992"/>
-                <w:tab w:val="left" w:pos="11908"/>
-                <w:tab w:val="left" w:pos="12824"/>
-                <w:tab w:val="left" w:pos="13740"/>
-                <w:tab w:val="left" w:pos="14656"/>
-              </w:tabs>
-              <w:wordWrap w:val="0"/>
-              <w:jc w:val="center"/>
-              <w:textAlignment w:val="baseline"/>
-              <w:rPr>
-                <w:rFonts w:ascii="Courier New" w:eastAsia="Times New Roman" w:hAnsi="Courier New" w:cs="Courier New"/>
-                <w:color w:val="000000"/>
-                <w:sz w:val="21"/>
-                <w:szCs w:val="21"/>
-              </w:rPr>
-            </w:pPr>
-            <w:r>
-              <w:rPr>
-                <w:rFonts w:ascii="Courier New" w:eastAsia="Times New Roman" w:hAnsi="Courier New" w:cs="Courier New"/>
-                <w:color w:val="000000"/>
-                <w:sz w:val="21"/>
-                <w:szCs w:val="21"/>
-              </w:rPr>
-              <w:t>[</w:t>
-            </w:r>
-            <w:r>
-              <w:rPr>
-                <w:rFonts w:ascii="Courier New" w:eastAsia="Times New Roman" w:hAnsi="Courier New" w:cs="Courier New"/>
-                <w:color w:val="000000"/>
-                <w:sz w:val="21"/>
-                <w:szCs w:val="21"/>
-              </w:rPr>
-              <w:t>352</w:t>
-            </w:r>
-            <w:r>
-              <w:rPr>
-                <w:rFonts w:ascii="Courier New" w:eastAsia="Times New Roman" w:hAnsi="Courier New" w:cs="Courier New"/>
-                <w:color w:val="000000"/>
-                <w:sz w:val="21"/>
-                <w:szCs w:val="21"/>
-              </w:rPr>
-              <w:t xml:space="preserve"> </w:t>
-            </w:r>
-            <w:r>
-              <w:rPr>
-                <w:rFonts w:ascii="Courier New" w:eastAsia="Times New Roman" w:hAnsi="Courier New" w:cs="Courier New"/>
-                <w:color w:val="000000"/>
-                <w:sz w:val="21"/>
-                <w:szCs w:val="21"/>
-              </w:rPr>
-              <w:t>133</w:t>
-            </w:r>
-            <w:r>
-              <w:rPr>
-                <w:rFonts w:ascii="Courier New" w:eastAsia="Times New Roman" w:hAnsi="Courier New" w:cs="Courier New"/>
-                <w:color w:val="000000"/>
-                <w:sz w:val="21"/>
-                <w:szCs w:val="21"/>
-              </w:rPr>
-              <w:t>]]</w:t>
-            </w:r>
           </w:p>
         </w:tc>
         <w:tc>
@@ -2100,7 +2026,49 @@
                 <w:sz w:val="21"/>
                 <w:szCs w:val="21"/>
               </w:rPr>
-              <w:t>0.0       0.574757    0.653608</w:t>
+              <w:t>0.0       0.</w:t>
+            </w:r>
+            <w:r>
+              <w:rPr>
+                <w:color w:val="000000"/>
+                <w:sz w:val="21"/>
+                <w:szCs w:val="21"/>
+                <w:lang w:val="en-US"/>
+              </w:rPr>
+              <w:t>363821</w:t>
+            </w:r>
+            <w:r>
+              <w:rPr>
+                <w:color w:val="000000"/>
+                <w:sz w:val="21"/>
+                <w:szCs w:val="21"/>
+              </w:rPr>
+              <w:t xml:space="preserve">    </w:t>
+            </w:r>
+            <w:r>
+              <w:rPr>
+                <w:color w:val="000000"/>
+                <w:sz w:val="21"/>
+                <w:szCs w:val="21"/>
+              </w:rPr>
+              <w:t>0.</w:t>
+            </w:r>
+            <w:r>
+              <w:rPr>
+                <w:color w:val="000000"/>
+                <w:sz w:val="21"/>
+                <w:szCs w:val="21"/>
+                <w:lang w:val="en-US"/>
+              </w:rPr>
+              <w:t>724409</w:t>
+            </w:r>
+            <w:r>
+              <w:rPr>
+                <w:color w:val="000000"/>
+                <w:sz w:val="21"/>
+                <w:szCs w:val="21"/>
+              </w:rPr>
+              <w:t xml:space="preserve">    </w:t>
             </w:r>
           </w:p>
           <w:p>
@@ -2121,13 +2089,74 @@
                 <w:sz w:val="21"/>
                 <w:szCs w:val="21"/>
               </w:rPr>
-              <w:t>1.0       0.653608    0.574757</w:t>
+              <w:t>1.0       0.</w:t>
+            </w:r>
+            <w:r>
+              <w:rPr>
+                <w:color w:val="000000"/>
+                <w:sz w:val="21"/>
+                <w:szCs w:val="21"/>
+                <w:lang w:val="en-US"/>
+              </w:rPr>
+              <w:t>724409</w:t>
+            </w:r>
+            <w:r>
+              <w:rPr>
+                <w:color w:val="000000"/>
+                <w:sz w:val="21"/>
+                <w:szCs w:val="21"/>
+              </w:rPr>
+              <w:t xml:space="preserve">    </w:t>
+            </w:r>
+            <w:r>
+              <w:rPr>
+                <w:color w:val="000000"/>
+                <w:sz w:val="21"/>
+                <w:szCs w:val="21"/>
+              </w:rPr>
+              <w:t>0.</w:t>
+            </w:r>
+            <w:r>
+              <w:rPr>
+                <w:color w:val="000000"/>
+                <w:sz w:val="21"/>
+                <w:szCs w:val="21"/>
+                <w:lang w:val="en-US"/>
+              </w:rPr>
+              <w:t>363821</w:t>
+            </w:r>
+            <w:r>
+              <w:rPr>
+                <w:color w:val="000000"/>
+                <w:sz w:val="21"/>
+                <w:szCs w:val="21"/>
+              </w:rPr>
+              <w:t xml:space="preserve">    </w:t>
             </w:r>
           </w:p>
         </w:tc>
       </w:tr>
     </w:tbl>
-    <w:p/>
+    <w:p>
+      <w:pPr>
+        <w:rPr>
+          <w:lang w:val="en-US"/>
+        </w:rPr>
+      </w:pPr>
+    </w:p>
+    <w:p>
+      <w:pPr>
+        <w:rPr>
+          <w:lang w:val="en-US"/>
+        </w:rPr>
+      </w:pPr>
+      <w:r>
+        <w:rPr>
+          <w:lang w:val="en-US"/>
+        </w:rPr>
+        <w:t xml:space="preserve">Now the model is far more discouraged from predicting </w:t>
+      </w:r>
+    </w:p>
     <w:sectPr>
       <w:pgSz w:w="11900" w:h="16840"/>
       <w:pgMar w:top="1440" w:right="1440" w:bottom="2179" w:left="1440" w:header="708" w:footer="708" w:gutter="0"/>

--- a/EECS_738_machine_learning/mid_term/Mid Term.docx
+++ b/EECS_738_machine_learning/mid_term/Mid Term.docx
@@ -2155,6 +2155,30 @@
           <w:lang w:val="en-US"/>
         </w:rPr>
         <w:t xml:space="preserve">Now the model is far more discouraged from predicting </w:t>
+      </w:r>
+      <w:r>
+        <w:rPr>
+          <w:lang w:val="en-US"/>
+        </w:rPr>
+        <w:t>0. The number of outputting 0 declined by 36% and 29% respectively for true 0 and true 1 case</w:t>
+      </w:r>
+      <w:r>
+        <w:rPr>
+          <w:lang w:val="en-US"/>
+        </w:rPr>
+        <w:t>s. This is resulted from the optimization that avoids being penalized for the huge cost.</w:t>
+      </w:r>
+      <w:r>
+        <w:rPr>
+          <w:lang w:val="en-US"/>
+        </w:rPr>
+        <w:t xml:space="preserve"> And since the model is more inclined to output 1, </w:t>
+      </w:r>
+      <w:r>
+        <w:rPr>
+          <w:lang w:val="en-US"/>
+        </w:rPr>
+        <w:t>the sensitivity for label 1 increases considerably, but also resulting in a large number of false positives.</w:t>
       </w:r>
     </w:p>
     <w:sectPr>

--- a/EECS_738_machine_learning/mid_term/Mid Term.docx
+++ b/EECS_738_machine_learning/mid_term/Mid Term.docx
@@ -1105,7 +1105,7 @@
                 <w:sz w:val="21"/>
                 <w:szCs w:val="21"/>
               </w:rPr>
-              <w:t>0.0       0.</w:t>
+              <w:t>0       0.</w:t>
             </w:r>
             <w:r>
               <w:rPr>
@@ -1150,7 +1150,7 @@
                 <w:sz w:val="21"/>
                 <w:szCs w:val="21"/>
               </w:rPr>
-              <w:t>1.0       0.</w:t>
+              <w:t>1       0.</w:t>
             </w:r>
             <w:r>
               <w:rPr>
@@ -1459,7 +1459,7 @@
                 <w:sz w:val="21"/>
                 <w:szCs w:val="21"/>
               </w:rPr>
-              <w:t>0.0       0.5</w:t>
+              <w:t>0       0.5</w:t>
             </w:r>
             <w:r>
               <w:rPr>
@@ -1504,7 +1504,7 @@
                 <w:sz w:val="21"/>
                 <w:szCs w:val="21"/>
               </w:rPr>
-              <w:t>1.0       0.</w:t>
+              <w:t>1       0.</w:t>
             </w:r>
             <w:r>
               <w:rPr>
@@ -1775,21 +1775,7 @@
         <w:rPr>
           <w:lang w:val="en-US"/>
         </w:rPr>
-        <w:t xml:space="preserve">Keras supports </w:t>
-      </w:r>
-      <w:proofErr w:type="spellStart"/>
-      <w:r>
-        <w:rPr>
-          <w:lang w:val="en-US"/>
-        </w:rPr>
-        <w:t>self customized</w:t>
-      </w:r>
-      <w:proofErr w:type="spellEnd"/>
-      <w:r>
-        <w:rPr>
-          <w:lang w:val="en-US"/>
-        </w:rPr>
-        <w:t xml:space="preserve"> loss function</w:t>
+        <w:t>Keras supports self customized loss function</w:t>
       </w:r>
       <w:r>
         <w:t>.</w:t>
@@ -2026,7 +2012,7 @@
                 <w:sz w:val="21"/>
                 <w:szCs w:val="21"/>
               </w:rPr>
-              <w:t>0.0       0.</w:t>
+              <w:t>0       0.</w:t>
             </w:r>
             <w:r>
               <w:rPr>
@@ -2089,7 +2075,7 @@
                 <w:sz w:val="21"/>
                 <w:szCs w:val="21"/>
               </w:rPr>
-              <w:t>1.0       0.</w:t>
+              <w:t>1       0.</w:t>
             </w:r>
             <w:r>
               <w:rPr>
